--- a/06_可直接打开的Word版/01_计划与每日笔记__每日笔记__Day04_6月1日_方差分析_详细版.docx
+++ b/06_可直接打开的Word版/01_计划与每日笔记__每日笔记__Day04_6月1日_方差分析_详细版.docx
@@ -3,11 +3,11 @@
 <w:document xmlns:wpc="http://schemas.microsoft.com/office/word/2010/wordprocessingCanvas" xmlns:mo="http://schemas.microsoft.com/office/mac/office/2008/main" xmlns:mc="http://schemas.openxmlformats.org/markup-compatibility/2006" xmlns:mv="urn:schemas-microsoft-com:mac:vml" xmlns:o="urn:schemas-microsoft-com:office:office" xmlns:r="http://schemas.openxmlformats.org/officeDocument/2006/relationships" xmlns:m="http://schemas.openxmlformats.org/officeDocument/2006/math" xmlns:v="urn:schemas-microsoft-com:vml" xmlns:wp14="http://schemas.microsoft.com/office/word/2010/wordprocessingDrawing" xmlns:wp="http://schemas.openxmlformats.org/drawingml/2006/wordprocessingDrawing" xmlns:w10="urn:schemas-microsoft-com:office:word" xmlns:w="http://schemas.openxmlformats.org/wordprocessingml/2006/main" xmlns:w14="http://schemas.microsoft.com/office/word/2010/wordml" xmlns:wpg="http://schemas.microsoft.com/office/word/2010/wordprocessingGroup" xmlns:wpi="http://schemas.microsoft.com/office/word/2010/wordprocessingInk" xmlns:wne="http://schemas.microsoft.com/office/word/2006/wordml" xmlns:wps="http://schemas.microsoft.com/office/word/2010/wordprocessingShape" mc:Ignorable="w14 wp14">
   <w:body>
     <w:p>
-      <w:pPr>
-        <w:pStyle w:val="Heading1"/>
-      </w:pPr>
-      <w:r>
-        <w:t>Day04_6月1日_方差分析_详细版</w:t>
+      <w:r>
+        <w:rPr>
+          <w:rFonts w:ascii="Microsoft YaHei" w:hAnsi="Microsoft YaHei" w:eastAsia="Microsoft YaHei"/>
+        </w:rPr>
+        <w:t>﻿# Day04_6月1日_方差分析_详细版</w:t>
       </w:r>
     </w:p>
     <w:p/>
@@ -15,7 +15,6 @@
       <w:r>
         <w:rPr>
           <w:rFonts w:ascii="Microsoft YaHei" w:hAnsi="Microsoft YaHei" w:eastAsia="Microsoft YaHei"/>
-          <w:sz w:val="22"/>
         </w:rPr>
         <w:t>今日目标：把“什么时候用方差分析”“F 值是什么意思”“SPSS 输出看哪里”“选择题怎么避坑”讲清楚。</w:t>
       </w:r>
@@ -25,7 +24,6 @@
       <w:r>
         <w:rPr>
           <w:rFonts w:ascii="Microsoft YaHei" w:hAnsi="Microsoft YaHei" w:eastAsia="Microsoft YaHei"/>
-          <w:sz w:val="22"/>
         </w:rPr>
         <w:t>这一章是 t 检验的延伸。</w:t>
       </w:r>
@@ -34,7 +32,6 @@
       <w:r>
         <w:rPr>
           <w:rFonts w:ascii="Microsoft YaHei" w:hAnsi="Microsoft YaHei" w:eastAsia="Microsoft YaHei"/>
-          <w:sz w:val="22"/>
         </w:rPr>
         <w:t>前一天学的是“两组均数怎么比”，今天学的是“三组及以上均数怎么比”。</w:t>
       </w:r>
@@ -44,7 +41,6 @@
       <w:r>
         <w:rPr>
           <w:rFonts w:ascii="Microsoft YaHei" w:hAnsi="Microsoft YaHei" w:eastAsia="Microsoft YaHei"/>
-          <w:sz w:val="22"/>
         </w:rPr>
         <w:t>---</w:t>
       </w:r>
@@ -63,7 +59,6 @@
       <w:r>
         <w:rPr>
           <w:rFonts w:ascii="Microsoft YaHei" w:hAnsi="Microsoft YaHei" w:eastAsia="Microsoft YaHei"/>
-          <w:sz w:val="22"/>
         </w:rPr>
         <w:t>医学统计中，经常会遇到三组或三组以上的计量资料比较。</w:t>
       </w:r>
@@ -73,7 +68,6 @@
       <w:r>
         <w:rPr>
           <w:rFonts w:ascii="Microsoft YaHei" w:hAnsi="Microsoft YaHei" w:eastAsia="Microsoft YaHei"/>
-          <w:sz w:val="22"/>
         </w:rPr>
         <w:t>例如：</w:t>
       </w:r>
@@ -86,7 +80,6 @@
       <w:r>
         <w:rPr>
           <w:rFonts w:ascii="Microsoft YaHei" w:hAnsi="Microsoft YaHei" w:eastAsia="Microsoft YaHei"/>
-          <w:sz w:val="22"/>
         </w:rPr>
         <w:t>比较 3 种药物治疗后血压下降值是否不同。</w:t>
       </w:r>
@@ -98,7 +91,6 @@
       <w:r>
         <w:rPr>
           <w:rFonts w:ascii="Microsoft YaHei" w:hAnsi="Microsoft YaHei" w:eastAsia="Microsoft YaHei"/>
-          <w:sz w:val="22"/>
         </w:rPr>
         <w:t>比较 4 个剂量组的血糖均数是否不同。</w:t>
       </w:r>
@@ -110,7 +102,6 @@
       <w:r>
         <w:rPr>
           <w:rFonts w:ascii="Microsoft YaHei" w:hAnsi="Microsoft YaHei" w:eastAsia="Microsoft YaHei"/>
-          <w:sz w:val="22"/>
         </w:rPr>
         <w:t>比较不同血型人群的血红蛋白含量是否不同。</w:t>
       </w:r>
@@ -122,7 +113,6 @@
       <w:r>
         <w:rPr>
           <w:rFonts w:ascii="Microsoft YaHei" w:hAnsi="Microsoft YaHei" w:eastAsia="Microsoft YaHei"/>
-          <w:sz w:val="22"/>
         </w:rPr>
         <w:t>比较不同职业人群的某项连续型健康指标是否不同。</w:t>
       </w:r>
@@ -132,7 +122,6 @@
       <w:r>
         <w:rPr>
           <w:rFonts w:ascii="Microsoft YaHei" w:hAnsi="Microsoft YaHei" w:eastAsia="Microsoft YaHei"/>
-          <w:sz w:val="22"/>
         </w:rPr>
         <w:t>这些问题都有共同特点：</w:t>
       </w:r>
@@ -145,7 +134,6 @@
       <w:r>
         <w:rPr>
           <w:rFonts w:ascii="Microsoft YaHei" w:hAnsi="Microsoft YaHei" w:eastAsia="Microsoft YaHei"/>
-          <w:sz w:val="22"/>
         </w:rPr>
         <w:t>结局变量是计量资料，比如血压、血糖、血红蛋白、体重、身高。</w:t>
       </w:r>
@@ -157,7 +145,6 @@
       <w:r>
         <w:rPr>
           <w:rFonts w:ascii="Microsoft YaHei" w:hAnsi="Microsoft YaHei" w:eastAsia="Microsoft YaHei"/>
-          <w:sz w:val="22"/>
         </w:rPr>
         <w:t>分组变量是分类变量，比如药物组别、剂量组别、血型、职业。</w:t>
       </w:r>
@@ -169,7 +156,6 @@
       <w:r>
         <w:rPr>
           <w:rFonts w:ascii="Microsoft YaHei" w:hAnsi="Microsoft YaHei" w:eastAsia="Microsoft YaHei"/>
-          <w:sz w:val="22"/>
         </w:rPr>
         <w:t>组数通常是三组及以上。</w:t>
       </w:r>
@@ -179,7 +165,6 @@
       <w:r>
         <w:rPr>
           <w:rFonts w:ascii="Microsoft YaHei" w:hAnsi="Microsoft YaHei" w:eastAsia="Microsoft YaHei"/>
-          <w:sz w:val="22"/>
         </w:rPr>
         <w:t>这时首选：</w:t>
       </w:r>
@@ -189,9 +174,8 @@
       <w:r>
         <w:rPr>
           <w:rFonts w:ascii="Microsoft YaHei" w:hAnsi="Microsoft YaHei" w:eastAsia="Microsoft YaHei"/>
-          <w:sz w:val="22"/>
-        </w:rPr>
-        <w:t>&gt; 方差分析。</w:t>
+        </w:rPr>
+        <w:t>方差分析。</w:t>
       </w:r>
     </w:p>
     <w:p/>
@@ -199,7 +183,6 @@
       <w:r>
         <w:rPr>
           <w:rFonts w:ascii="Microsoft YaHei" w:hAnsi="Microsoft YaHei" w:eastAsia="Microsoft YaHei"/>
-          <w:sz w:val="22"/>
         </w:rPr>
         <w:t>一句话理解：</w:t>
       </w:r>
@@ -209,9 +192,8 @@
       <w:r>
         <w:rPr>
           <w:rFonts w:ascii="Microsoft YaHei" w:hAnsi="Microsoft YaHei" w:eastAsia="Microsoft YaHei"/>
-          <w:sz w:val="22"/>
-        </w:rPr>
-        <w:t>&gt; 方差分析是用来比较多个总体均数是否不全相同的方法。</w:t>
+        </w:rPr>
+        <w:t>方差分析是用来比较多个总体均数是否不全相同的方法。</w:t>
       </w:r>
     </w:p>
     <w:p/>
@@ -219,7 +201,6 @@
       <w:r>
         <w:rPr>
           <w:rFonts w:ascii="Microsoft YaHei" w:hAnsi="Microsoft YaHei" w:eastAsia="Microsoft YaHei"/>
-          <w:sz w:val="22"/>
         </w:rPr>
         <w:t>---</w:t>
       </w:r>
@@ -238,7 +219,6 @@
       <w:r>
         <w:rPr>
           <w:rFonts w:ascii="Microsoft YaHei" w:hAnsi="Microsoft YaHei" w:eastAsia="Microsoft YaHei"/>
-          <w:sz w:val="22"/>
         </w:rPr>
         <w:t>如果只有两组均数比较，可以用 t 检验。</w:t>
       </w:r>
@@ -248,7 +228,6 @@
       <w:r>
         <w:rPr>
           <w:rFonts w:ascii="Microsoft YaHei" w:hAnsi="Microsoft YaHei" w:eastAsia="Microsoft YaHei"/>
-          <w:sz w:val="22"/>
         </w:rPr>
         <w:t>但如果有三组，比如 A、B、C，若用 t 检验就要做：</w:t>
       </w:r>
@@ -261,7 +240,6 @@
       <w:r>
         <w:rPr>
           <w:rFonts w:ascii="Microsoft YaHei" w:hAnsi="Microsoft YaHei" w:eastAsia="Microsoft YaHei"/>
-          <w:sz w:val="22"/>
         </w:rPr>
         <w:t>A vs B</w:t>
       </w:r>
@@ -273,7 +251,6 @@
       <w:r>
         <w:rPr>
           <w:rFonts w:ascii="Microsoft YaHei" w:hAnsi="Microsoft YaHei" w:eastAsia="Microsoft YaHei"/>
-          <w:sz w:val="22"/>
         </w:rPr>
         <w:t>A vs C</w:t>
       </w:r>
@@ -285,7 +262,6 @@
       <w:r>
         <w:rPr>
           <w:rFonts w:ascii="Microsoft YaHei" w:hAnsi="Microsoft YaHei" w:eastAsia="Microsoft YaHei"/>
-          <w:sz w:val="22"/>
         </w:rPr>
         <w:t>B vs C</w:t>
       </w:r>
@@ -295,7 +271,6 @@
       <w:r>
         <w:rPr>
           <w:rFonts w:ascii="Microsoft YaHei" w:hAnsi="Microsoft YaHei" w:eastAsia="Microsoft YaHei"/>
-          <w:sz w:val="22"/>
         </w:rPr>
         <w:t>如果有四组，就要做 6 次两两比较。组数越多，比较次数越多。</w:t>
       </w:r>
@@ -305,7 +280,6 @@
       <w:r>
         <w:rPr>
           <w:rFonts w:ascii="Microsoft YaHei" w:hAnsi="Microsoft YaHei" w:eastAsia="Microsoft YaHei"/>
-          <w:sz w:val="22"/>
         </w:rPr>
         <w:t>问题是：</w:t>
       </w:r>
@@ -315,9 +289,8 @@
       <w:r>
         <w:rPr>
           <w:rFonts w:ascii="Microsoft YaHei" w:hAnsi="Microsoft YaHei" w:eastAsia="Microsoft YaHei"/>
-          <w:sz w:val="22"/>
-        </w:rPr>
-        <w:t>&gt; 每做一次检验，都有犯 I 类错误的风险。</w:t>
+        </w:rPr>
+        <w:t>每做一次检验，都有犯 I 类错误的风险。</w:t>
       </w:r>
     </w:p>
     <w:p/>
@@ -325,7 +298,6 @@
       <w:r>
         <w:rPr>
           <w:rFonts w:ascii="Microsoft YaHei" w:hAnsi="Microsoft YaHei" w:eastAsia="Microsoft YaHei"/>
-          <w:sz w:val="22"/>
         </w:rPr>
         <w:t>I 类错误就是：</w:t>
       </w:r>
@@ -335,9 +307,8 @@
       <w:r>
         <w:rPr>
           <w:rFonts w:ascii="Microsoft YaHei" w:hAnsi="Microsoft YaHei" w:eastAsia="Microsoft YaHei"/>
-          <w:sz w:val="22"/>
-        </w:rPr>
-        <w:t>&gt; 本来没有差异，却被误判为有差异。</w:t>
+        </w:rPr>
+        <w:t>本来没有差异，却被误判为有差异。</w:t>
       </w:r>
     </w:p>
     <w:p/>
@@ -345,7 +316,6 @@
       <w:r>
         <w:rPr>
           <w:rFonts w:ascii="Microsoft YaHei" w:hAnsi="Microsoft YaHei" w:eastAsia="Microsoft YaHei"/>
-          <w:sz w:val="22"/>
         </w:rPr>
         <w:t>所以多个样本均数比较时，如果反复做两两 t 检验，会使总体犯 I 类错误的概率增大。</w:t>
       </w:r>
@@ -355,7 +325,6 @@
       <w:r>
         <w:rPr>
           <w:rFonts w:ascii="Microsoft YaHei" w:hAnsi="Microsoft YaHei" w:eastAsia="Microsoft YaHei"/>
-          <w:sz w:val="22"/>
         </w:rPr>
         <w:t>考试常考句：</w:t>
       </w:r>
@@ -365,9 +334,8 @@
       <w:r>
         <w:rPr>
           <w:rFonts w:ascii="Microsoft YaHei" w:hAnsi="Microsoft YaHei" w:eastAsia="Microsoft YaHei"/>
-          <w:sz w:val="22"/>
-        </w:rPr>
-        <w:t>&gt; 多个样本均数比较不能直接多次做 t 检验，因为会增大犯 I 类错误的概率。</w:t>
+        </w:rPr>
+        <w:t>多个样本均数比较不能直接多次做 t 检验，因为会增大犯 I 类错误的概率。</w:t>
       </w:r>
     </w:p>
     <w:p/>
@@ -375,7 +343,6 @@
       <w:r>
         <w:rPr>
           <w:rFonts w:ascii="Microsoft YaHei" w:hAnsi="Microsoft YaHei" w:eastAsia="Microsoft YaHei"/>
-          <w:sz w:val="22"/>
         </w:rPr>
         <w:t>---</w:t>
       </w:r>
@@ -394,7 +361,6 @@
       <w:r>
         <w:rPr>
           <w:rFonts w:ascii="Microsoft YaHei" w:hAnsi="Microsoft YaHei" w:eastAsia="Microsoft YaHei"/>
-          <w:sz w:val="22"/>
         </w:rPr>
         <w:t>方差分析不是直接看每组均数差多少，而是把总变异拆开来看。</w:t>
       </w:r>
@@ -404,7 +370,6 @@
       <w:r>
         <w:rPr>
           <w:rFonts w:ascii="Microsoft YaHei" w:hAnsi="Microsoft YaHei" w:eastAsia="Microsoft YaHei"/>
-          <w:sz w:val="22"/>
         </w:rPr>
         <w:t>完全随机设计的方差分析中：</w:t>
       </w:r>
@@ -414,9 +379,8 @@
       <w:r>
         <w:rPr>
           <w:rFonts w:ascii="Microsoft YaHei" w:hAnsi="Microsoft YaHei" w:eastAsia="Microsoft YaHei"/>
-          <w:sz w:val="22"/>
-        </w:rPr>
-        <w:t>&gt; 总变异 = 组间变异 + 组内变异</w:t>
+        </w:rPr>
+        <w:t>总变异 = 组间变异 + 组内变异</w:t>
       </w:r>
     </w:p>
     <w:p/>
@@ -424,7 +388,6 @@
       <w:r>
         <w:rPr>
           <w:rFonts w:ascii="Microsoft YaHei" w:hAnsi="Microsoft YaHei" w:eastAsia="Microsoft YaHei"/>
-          <w:sz w:val="22"/>
         </w:rPr>
         <w:t>也就是：</w:t>
       </w:r>
@@ -434,9 +397,8 @@
       <w:r>
         <w:rPr>
           <w:rFonts w:ascii="Microsoft YaHei" w:hAnsi="Microsoft YaHei" w:eastAsia="Microsoft YaHei"/>
-          <w:sz w:val="22"/>
-        </w:rPr>
-        <w:t>&gt; SS总 = SS组间 + SS组内</w:t>
+        </w:rPr>
+        <w:t>SS总 = SS组间 + SS组内</w:t>
       </w:r>
     </w:p>
     <w:p/>
@@ -444,7 +406,6 @@
       <w:r>
         <w:rPr>
           <w:rFonts w:ascii="Microsoft YaHei" w:hAnsi="Microsoft YaHei" w:eastAsia="Microsoft YaHei"/>
-          <w:sz w:val="22"/>
         </w:rPr>
         <w:t>其中：</w:t>
       </w:r>
@@ -457,7 +418,6 @@
       <w:r>
         <w:rPr>
           <w:rFonts w:ascii="Microsoft YaHei" w:hAnsi="Microsoft YaHei" w:eastAsia="Microsoft YaHei"/>
-          <w:sz w:val="22"/>
         </w:rPr>
         <w:t>SS：离均差平方和，表示变异大小。</w:t>
       </w:r>
@@ -469,7 +429,6 @@
       <w:r>
         <w:rPr>
           <w:rFonts w:ascii="Microsoft YaHei" w:hAnsi="Microsoft YaHei" w:eastAsia="Microsoft YaHei"/>
-          <w:sz w:val="22"/>
         </w:rPr>
         <w:t>MS：均方，SS 除以对应自由度。</w:t>
       </w:r>
@@ -481,7 +440,6 @@
       <w:r>
         <w:rPr>
           <w:rFonts w:ascii="Microsoft YaHei" w:hAnsi="Microsoft YaHei" w:eastAsia="Microsoft YaHei"/>
-          <w:sz w:val="22"/>
         </w:rPr>
         <w:t>F：组间均方除以组内均方。</w:t>
       </w:r>
@@ -491,7 +449,6 @@
       <w:r>
         <w:rPr>
           <w:rFonts w:ascii="Microsoft YaHei" w:hAnsi="Microsoft YaHei" w:eastAsia="Microsoft YaHei"/>
-          <w:sz w:val="22"/>
         </w:rPr>
         <w:t>最核心公式：</w:t>
       </w:r>
@@ -501,9 +458,8 @@
       <w:r>
         <w:rPr>
           <w:rFonts w:ascii="Microsoft YaHei" w:hAnsi="Microsoft YaHei" w:eastAsia="Microsoft YaHei"/>
-          <w:sz w:val="22"/>
-        </w:rPr>
-        <w:t>&gt; F = MS组间 / MS组内</w:t>
+        </w:rPr>
+        <w:t>F = MS组间 / MS组内</w:t>
       </w:r>
     </w:p>
     <w:p/>
@@ -511,7 +467,6 @@
       <w:r>
         <w:rPr>
           <w:rFonts w:ascii="Microsoft YaHei" w:hAnsi="Microsoft YaHei" w:eastAsia="Microsoft YaHei"/>
-          <w:sz w:val="22"/>
         </w:rPr>
         <w:t>---</w:t>
       </w:r>
@@ -539,7 +494,6 @@
       <w:r>
         <w:rPr>
           <w:rFonts w:ascii="Microsoft YaHei" w:hAnsi="Microsoft YaHei" w:eastAsia="Microsoft YaHei"/>
-          <w:sz w:val="22"/>
         </w:rPr>
         <w:t>组间变异表示各组均数之间的差异。</w:t>
       </w:r>
@@ -549,7 +503,6 @@
       <w:r>
         <w:rPr>
           <w:rFonts w:ascii="Microsoft YaHei" w:hAnsi="Microsoft YaHei" w:eastAsia="Microsoft YaHei"/>
-          <w:sz w:val="22"/>
         </w:rPr>
         <w:t>它可能来自两部分：</w:t>
       </w:r>
@@ -562,7 +515,6 @@
       <w:r>
         <w:rPr>
           <w:rFonts w:ascii="Microsoft YaHei" w:hAnsi="Microsoft YaHei" w:eastAsia="Microsoft YaHei"/>
-          <w:sz w:val="22"/>
         </w:rPr>
         <w:t>处理因素造成的真实差异。</w:t>
       </w:r>
@@ -574,7 +526,6 @@
       <w:r>
         <w:rPr>
           <w:rFonts w:ascii="Microsoft YaHei" w:hAnsi="Microsoft YaHei" w:eastAsia="Microsoft YaHei"/>
-          <w:sz w:val="22"/>
         </w:rPr>
         <w:t>随机误差。</w:t>
       </w:r>
@@ -584,7 +535,6 @@
       <w:r>
         <w:rPr>
           <w:rFonts w:ascii="Microsoft YaHei" w:hAnsi="Microsoft YaHei" w:eastAsia="Microsoft YaHei"/>
-          <w:sz w:val="22"/>
         </w:rPr>
         <w:t>所以组间均方不是单纯表示处理因素作用，而是：</w:t>
       </w:r>
@@ -594,9 +544,8 @@
       <w:r>
         <w:rPr>
           <w:rFonts w:ascii="Microsoft YaHei" w:hAnsi="Microsoft YaHei" w:eastAsia="Microsoft YaHei"/>
-          <w:sz w:val="22"/>
-        </w:rPr>
-        <w:t>&gt; 处理因素作用和随机误差两者综合的结果。</w:t>
+        </w:rPr>
+        <w:t>处理因素作用和随机误差两者综合的结果。</w:t>
       </w:r>
     </w:p>
     <w:p/>
@@ -604,7 +553,6 @@
       <w:r>
         <w:rPr>
           <w:rFonts w:ascii="Microsoft YaHei" w:hAnsi="Microsoft YaHei" w:eastAsia="Microsoft YaHei"/>
-          <w:sz w:val="22"/>
         </w:rPr>
         <w:t>这是选择题高频考点。</w:t>
       </w:r>
@@ -623,7 +571,6 @@
       <w:r>
         <w:rPr>
           <w:rFonts w:ascii="Microsoft YaHei" w:hAnsi="Microsoft YaHei" w:eastAsia="Microsoft YaHei"/>
-          <w:sz w:val="22"/>
         </w:rPr>
         <w:t>组内变异表示同一组内部个体之间的差异。</w:t>
       </w:r>
@@ -633,7 +580,6 @@
       <w:r>
         <w:rPr>
           <w:rFonts w:ascii="Microsoft YaHei" w:hAnsi="Microsoft YaHei" w:eastAsia="Microsoft YaHei"/>
-          <w:sz w:val="22"/>
         </w:rPr>
         <w:t>同一组接受相同处理，组内个体仍然不同，主要原因就是随机误差和个体差异。</w:t>
       </w:r>
@@ -643,7 +589,6 @@
       <w:r>
         <w:rPr>
           <w:rFonts w:ascii="Microsoft YaHei" w:hAnsi="Microsoft YaHei" w:eastAsia="Microsoft YaHei"/>
-          <w:sz w:val="22"/>
         </w:rPr>
         <w:t>所以组内均方又常被看作：</w:t>
       </w:r>
@@ -653,9 +598,8 @@
       <w:r>
         <w:rPr>
           <w:rFonts w:ascii="Microsoft YaHei" w:hAnsi="Microsoft YaHei" w:eastAsia="Microsoft YaHei"/>
-          <w:sz w:val="22"/>
-        </w:rPr>
-        <w:t>&gt; 误差均方。</w:t>
+        </w:rPr>
+        <w:t>误差均方。</w:t>
       </w:r>
     </w:p>
     <w:p/>
@@ -663,7 +607,6 @@
       <w:r>
         <w:rPr>
           <w:rFonts w:ascii="Microsoft YaHei" w:hAnsi="Microsoft YaHei" w:eastAsia="Microsoft YaHei"/>
-          <w:sz w:val="22"/>
         </w:rPr>
         <w:t>在完全随机设计资料的方差分析中：</w:t>
       </w:r>
@@ -673,9 +616,8 @@
       <w:r>
         <w:rPr>
           <w:rFonts w:ascii="Microsoft YaHei" w:hAnsi="Microsoft YaHei" w:eastAsia="Microsoft YaHei"/>
-          <w:sz w:val="22"/>
-        </w:rPr>
-        <w:t>&gt; MS组内 = MS误差</w:t>
+        </w:rPr>
+        <w:t>MS组内 = MS误差</w:t>
       </w:r>
     </w:p>
     <w:p/>
@@ -683,7 +625,6 @@
       <w:r>
         <w:rPr>
           <w:rFonts w:ascii="Microsoft YaHei" w:hAnsi="Microsoft YaHei" w:eastAsia="Microsoft YaHei"/>
-          <w:sz w:val="22"/>
         </w:rPr>
         <w:t>---</w:t>
       </w:r>
@@ -702,7 +643,6 @@
       <w:r>
         <w:rPr>
           <w:rFonts w:ascii="Microsoft YaHei" w:hAnsi="Microsoft YaHei" w:eastAsia="Microsoft YaHei"/>
-          <w:sz w:val="22"/>
         </w:rPr>
         <w:t>F 值的公式是：</w:t>
       </w:r>
@@ -712,9 +652,8 @@
       <w:r>
         <w:rPr>
           <w:rFonts w:ascii="Microsoft YaHei" w:hAnsi="Microsoft YaHei" w:eastAsia="Microsoft YaHei"/>
-          <w:sz w:val="22"/>
-        </w:rPr>
-        <w:t>&gt; F = MS组间 / MS组内</w:t>
+        </w:rPr>
+        <w:t>F = MS组间 / MS组内</w:t>
       </w:r>
     </w:p>
     <w:p/>
@@ -722,7 +661,6 @@
       <w:r>
         <w:rPr>
           <w:rFonts w:ascii="Microsoft YaHei" w:hAnsi="Microsoft YaHei" w:eastAsia="Microsoft YaHei"/>
-          <w:sz w:val="22"/>
         </w:rPr>
         <w:t>可以这样理解：</w:t>
       </w:r>
@@ -735,7 +673,6 @@
       <w:r>
         <w:rPr>
           <w:rFonts w:ascii="Microsoft YaHei" w:hAnsi="Microsoft YaHei" w:eastAsia="Microsoft YaHei"/>
-          <w:sz w:val="22"/>
         </w:rPr>
         <w:t>如果组间差异很大，而组内差异很小，F 值就大。</w:t>
       </w:r>
@@ -747,7 +684,6 @@
       <w:r>
         <w:rPr>
           <w:rFonts w:ascii="Microsoft YaHei" w:hAnsi="Microsoft YaHei" w:eastAsia="Microsoft YaHei"/>
-          <w:sz w:val="22"/>
         </w:rPr>
         <w:t>如果组间差异和组内差异差不多，F 值就接近 1。</w:t>
       </w:r>
@@ -759,7 +695,6 @@
       <w:r>
         <w:rPr>
           <w:rFonts w:ascii="Microsoft YaHei" w:hAnsi="Microsoft YaHei" w:eastAsia="Microsoft YaHei"/>
-          <w:sz w:val="22"/>
         </w:rPr>
         <w:t>如果组间差异比组内差异还小，F 值可以小于 1。</w:t>
       </w:r>
@@ -769,7 +704,6 @@
       <w:r>
         <w:rPr>
           <w:rFonts w:ascii="Microsoft YaHei" w:hAnsi="Microsoft YaHei" w:eastAsia="Microsoft YaHei"/>
-          <w:sz w:val="22"/>
         </w:rPr>
         <w:t>但注意：</w:t>
       </w:r>
@@ -779,9 +713,8 @@
       <w:r>
         <w:rPr>
           <w:rFonts w:ascii="Microsoft YaHei" w:hAnsi="Microsoft YaHei" w:eastAsia="Microsoft YaHei"/>
-          <w:sz w:val="22"/>
-        </w:rPr>
-        <w:t>&gt; F 值不会是负数。</w:t>
+        </w:rPr>
+        <w:t>F 值不会是负数。</w:t>
       </w:r>
     </w:p>
     <w:p/>
@@ -789,7 +722,6 @@
       <w:r>
         <w:rPr>
           <w:rFonts w:ascii="Microsoft YaHei" w:hAnsi="Microsoft YaHei" w:eastAsia="Microsoft YaHei"/>
-          <w:sz w:val="22"/>
         </w:rPr>
         <w:t>原因是 SS 和 MS 都由平方和计算而来，不可能是负数。</w:t>
       </w:r>
@@ -799,7 +731,6 @@
       <w:r>
         <w:rPr>
           <w:rFonts w:ascii="Microsoft YaHei" w:hAnsi="Microsoft YaHei" w:eastAsia="Microsoft YaHei"/>
-          <w:sz w:val="22"/>
         </w:rPr>
         <w:t>选择题易错：</w:t>
       </w:r>
@@ -812,7 +743,6 @@
       <w:r>
         <w:rPr>
           <w:rFonts w:ascii="Microsoft YaHei" w:hAnsi="Microsoft YaHei" w:eastAsia="Microsoft YaHei"/>
-          <w:sz w:val="22"/>
         </w:rPr>
         <w:t>“F 值不会小于 1”是错的。</w:t>
       </w:r>
@@ -824,7 +754,6 @@
       <w:r>
         <w:rPr>
           <w:rFonts w:ascii="Microsoft YaHei" w:hAnsi="Microsoft YaHei" w:eastAsia="Microsoft YaHei"/>
-          <w:sz w:val="22"/>
         </w:rPr>
         <w:t>“F 值一定大于 1”是错的。</w:t>
       </w:r>
@@ -836,7 +765,6 @@
       <w:r>
         <w:rPr>
           <w:rFonts w:ascii="Microsoft YaHei" w:hAnsi="Microsoft YaHei" w:eastAsia="Microsoft YaHei"/>
-          <w:sz w:val="22"/>
         </w:rPr>
         <w:t>“F 值不会是负数”是对的。</w:t>
       </w:r>
@@ -846,7 +774,6 @@
       <w:r>
         <w:rPr>
           <w:rFonts w:ascii="Microsoft YaHei" w:hAnsi="Microsoft YaHei" w:eastAsia="Microsoft YaHei"/>
-          <w:sz w:val="22"/>
         </w:rPr>
         <w:t>---</w:t>
       </w:r>
@@ -865,7 +792,6 @@
       <w:r>
         <w:rPr>
           <w:rFonts w:ascii="Microsoft YaHei" w:hAnsi="Microsoft YaHei" w:eastAsia="Microsoft YaHei"/>
-          <w:sz w:val="22"/>
         </w:rPr>
         <w:t>假设有 k 个总体均数：</w:t>
       </w:r>
@@ -875,7 +801,6 @@
       <w:r>
         <w:rPr>
           <w:rFonts w:ascii="Microsoft YaHei" w:hAnsi="Microsoft YaHei" w:eastAsia="Microsoft YaHei"/>
-          <w:sz w:val="22"/>
         </w:rPr>
         <w:t>μ1、μ2、μ3、……、μk</w:t>
       </w:r>
@@ -885,7 +810,6 @@
       <w:r>
         <w:rPr>
           <w:rFonts w:ascii="Microsoft YaHei" w:hAnsi="Microsoft YaHei" w:eastAsia="Microsoft YaHei"/>
-          <w:sz w:val="22"/>
         </w:rPr>
         <w:t>原假设 H0：</w:t>
       </w:r>
@@ -895,9 +819,8 @@
       <w:r>
         <w:rPr>
           <w:rFonts w:ascii="Microsoft YaHei" w:hAnsi="Microsoft YaHei" w:eastAsia="Microsoft YaHei"/>
-          <w:sz w:val="22"/>
-        </w:rPr>
-        <w:t>&gt; 各总体均数相等。</w:t>
+        </w:rPr>
+        <w:t>各总体均数相等。</w:t>
       </w:r>
     </w:p>
     <w:p/>
@@ -905,7 +828,6 @@
       <w:r>
         <w:rPr>
           <w:rFonts w:ascii="Microsoft YaHei" w:hAnsi="Microsoft YaHei" w:eastAsia="Microsoft YaHei"/>
-          <w:sz w:val="22"/>
         </w:rPr>
         <w:t>也就是：</w:t>
       </w:r>
@@ -915,9 +837,8 @@
       <w:r>
         <w:rPr>
           <w:rFonts w:ascii="Microsoft YaHei" w:hAnsi="Microsoft YaHei" w:eastAsia="Microsoft YaHei"/>
-          <w:sz w:val="22"/>
-        </w:rPr>
-        <w:t>&gt; μ1 = μ2 = μ3 = …… = μk</w:t>
+        </w:rPr>
+        <w:t>μ1 = μ2 = μ3 = …… = μk</w:t>
       </w:r>
     </w:p>
     <w:p/>
@@ -925,7 +846,6 @@
       <w:r>
         <w:rPr>
           <w:rFonts w:ascii="Microsoft YaHei" w:hAnsi="Microsoft YaHei" w:eastAsia="Microsoft YaHei"/>
-          <w:sz w:val="22"/>
         </w:rPr>
         <w:t>备择假设 H1：</w:t>
       </w:r>
@@ -935,9 +855,8 @@
       <w:r>
         <w:rPr>
           <w:rFonts w:ascii="Microsoft YaHei" w:hAnsi="Microsoft YaHei" w:eastAsia="Microsoft YaHei"/>
-          <w:sz w:val="22"/>
-        </w:rPr>
-        <w:t>&gt; 各总体均数不全相等。</w:t>
+        </w:rPr>
+        <w:t>各总体均数不全相等。</w:t>
       </w:r>
     </w:p>
     <w:p/>
@@ -945,7 +864,6 @@
       <w:r>
         <w:rPr>
           <w:rFonts w:ascii="Microsoft YaHei" w:hAnsi="Microsoft YaHei" w:eastAsia="Microsoft YaHei"/>
-          <w:sz w:val="22"/>
         </w:rPr>
         <w:t>注意这个说法很重要。</w:t>
       </w:r>
@@ -955,7 +873,6 @@
       <w:r>
         <w:rPr>
           <w:rFonts w:ascii="Microsoft YaHei" w:hAnsi="Microsoft YaHei" w:eastAsia="Microsoft YaHei"/>
-          <w:sz w:val="22"/>
         </w:rPr>
         <w:t>“不全相等”的意思是：</w:t>
       </w:r>
@@ -968,7 +885,6 @@
       <w:r>
         <w:rPr>
           <w:rFonts w:ascii="Microsoft YaHei" w:hAnsi="Microsoft YaHei" w:eastAsia="Microsoft YaHei"/>
-          <w:sz w:val="22"/>
         </w:rPr>
         <w:t>至少有两个总体均数不同。</w:t>
       </w:r>
@@ -980,7 +896,6 @@
       <w:r>
         <w:rPr>
           <w:rFonts w:ascii="Microsoft YaHei" w:hAnsi="Microsoft YaHei" w:eastAsia="Microsoft YaHei"/>
-          <w:sz w:val="22"/>
         </w:rPr>
         <w:t>不是说所有总体均数都不同。</w:t>
       </w:r>
@@ -992,7 +907,6 @@
       <w:r>
         <w:rPr>
           <w:rFonts w:ascii="Microsoft YaHei" w:hAnsi="Microsoft YaHei" w:eastAsia="Microsoft YaHei"/>
-          <w:sz w:val="22"/>
         </w:rPr>
         <w:t>也不是说每两组之间都不同。</w:t>
       </w:r>
@@ -1002,7 +916,6 @@
       <w:r>
         <w:rPr>
           <w:rFonts w:ascii="Microsoft YaHei" w:hAnsi="Microsoft YaHei" w:eastAsia="Microsoft YaHei"/>
-          <w:sz w:val="22"/>
         </w:rPr>
         <w:t>考试最容易错在这里。</w:t>
       </w:r>
@@ -1012,7 +925,6 @@
       <w:r>
         <w:rPr>
           <w:rFonts w:ascii="Microsoft YaHei" w:hAnsi="Microsoft YaHei" w:eastAsia="Microsoft YaHei"/>
-          <w:sz w:val="22"/>
         </w:rPr>
         <w:t>正确表达：</w:t>
       </w:r>
@@ -1022,9 +934,8 @@
       <w:r>
         <w:rPr>
           <w:rFonts w:ascii="Microsoft YaHei" w:hAnsi="Microsoft YaHei" w:eastAsia="Microsoft YaHei"/>
-          <w:sz w:val="22"/>
-        </w:rPr>
-        <w:t>&gt; 多个总体均数不全相同。</w:t>
+        </w:rPr>
+        <w:t>多个总体均数不全相同。</w:t>
       </w:r>
     </w:p>
     <w:p/>
@@ -1032,7 +943,6 @@
       <w:r>
         <w:rPr>
           <w:rFonts w:ascii="Microsoft YaHei" w:hAnsi="Microsoft YaHei" w:eastAsia="Microsoft YaHei"/>
-          <w:sz w:val="22"/>
         </w:rPr>
         <w:t>错误表达：</w:t>
       </w:r>
@@ -1042,9 +952,8 @@
       <w:r>
         <w:rPr>
           <w:rFonts w:ascii="Microsoft YaHei" w:hAnsi="Microsoft YaHei" w:eastAsia="Microsoft YaHei"/>
-          <w:sz w:val="22"/>
-        </w:rPr>
-        <w:t>&gt; 各总体均数都不相同。</w:t>
+        </w:rPr>
+        <w:t>各总体均数都不相同。</w:t>
       </w:r>
     </w:p>
     <w:p/>
@@ -1052,7 +961,6 @@
       <w:r>
         <w:rPr>
           <w:rFonts w:ascii="Microsoft YaHei" w:hAnsi="Microsoft YaHei" w:eastAsia="Microsoft YaHei"/>
-          <w:sz w:val="22"/>
         </w:rPr>
         <w:t>---</w:t>
       </w:r>
@@ -1071,7 +979,6 @@
       <w:r>
         <w:rPr>
           <w:rFonts w:ascii="Microsoft YaHei" w:hAnsi="Microsoft YaHei" w:eastAsia="Microsoft YaHei"/>
-          <w:sz w:val="22"/>
         </w:rPr>
         <w:t>方差分析最终看 ANOVA 表中的 Sig.，也就是 P 值。</w:t>
       </w:r>
@@ -1081,7 +988,6 @@
       <w:r>
         <w:rPr>
           <w:rFonts w:ascii="Microsoft YaHei" w:hAnsi="Microsoft YaHei" w:eastAsia="Microsoft YaHei"/>
-          <w:sz w:val="22"/>
         </w:rPr>
         <w:t>判断规则：</w:t>
       </w:r>
@@ -1094,7 +1000,6 @@
       <w:r>
         <w:rPr>
           <w:rFonts w:ascii="Microsoft YaHei" w:hAnsi="Microsoft YaHei" w:eastAsia="Microsoft YaHei"/>
-          <w:sz w:val="22"/>
         </w:rPr>
         <w:t>P &lt; 0.05：拒绝 H0，认为多个总体均数不全相同。</w:t>
       </w:r>
@@ -1106,7 +1011,6 @@
       <w:r>
         <w:rPr>
           <w:rFonts w:ascii="Microsoft YaHei" w:hAnsi="Microsoft YaHei" w:eastAsia="Microsoft YaHei"/>
-          <w:sz w:val="22"/>
         </w:rPr>
         <w:t>P &gt;= 0.05：不拒绝 H0，尚不能认为多个总体均数不同。</w:t>
       </w:r>
@@ -1116,7 +1020,6 @@
       <w:r>
         <w:rPr>
           <w:rFonts w:ascii="Microsoft YaHei" w:hAnsi="Microsoft YaHei" w:eastAsia="Microsoft YaHei"/>
-          <w:sz w:val="22"/>
         </w:rPr>
         <w:t>P &lt; 0.05 的规范结论：</w:t>
       </w:r>
@@ -1126,9 +1029,8 @@
       <w:r>
         <w:rPr>
           <w:rFonts w:ascii="Microsoft YaHei" w:hAnsi="Microsoft YaHei" w:eastAsia="Microsoft YaHei"/>
-          <w:sz w:val="22"/>
-        </w:rPr>
-        <w:t>&gt; 采用单因素方差分析，结果显示 P&lt;0.05。按 α=0.05 水准，差异有统计学意义，可认为多个总体均数不全相同。</w:t>
+        </w:rPr>
+        <w:t>采用单因素方差分析，结果显示 P&lt;0.05。按 α=0.05 水准，差异有统计学意义，可认为多个总体均数不全相同。</w:t>
       </w:r>
     </w:p>
     <w:p/>
@@ -1136,7 +1038,6 @@
       <w:r>
         <w:rPr>
           <w:rFonts w:ascii="Microsoft YaHei" w:hAnsi="Microsoft YaHei" w:eastAsia="Microsoft YaHei"/>
-          <w:sz w:val="22"/>
         </w:rPr>
         <w:t>P &gt;= 0.05 的规范结论：</w:t>
       </w:r>
@@ -1146,9 +1047,8 @@
       <w:r>
         <w:rPr>
           <w:rFonts w:ascii="Microsoft YaHei" w:hAnsi="Microsoft YaHei" w:eastAsia="Microsoft YaHei"/>
-          <w:sz w:val="22"/>
-        </w:rPr>
-        <w:t>&gt; 采用单因素方差分析，结果显示 P&gt;=0.05。按 α=0.05 水准，差异无统计学意义，尚不能认为多个总体均数不同。</w:t>
+        </w:rPr>
+        <w:t>采用单因素方差分析，结果显示 P&gt;=0.05。按 α=0.05 水准，差异无统计学意义，尚不能认为多个总体均数不同。</w:t>
       </w:r>
     </w:p>
     <w:p/>
@@ -1156,7 +1056,6 @@
       <w:r>
         <w:rPr>
           <w:rFonts w:ascii="Microsoft YaHei" w:hAnsi="Microsoft YaHei" w:eastAsia="Microsoft YaHei"/>
-          <w:sz w:val="22"/>
         </w:rPr>
         <w:t>---</w:t>
       </w:r>
@@ -1175,7 +1074,6 @@
       <w:r>
         <w:rPr>
           <w:rFonts w:ascii="Microsoft YaHei" w:hAnsi="Microsoft YaHei" w:eastAsia="Microsoft YaHei"/>
-          <w:sz w:val="22"/>
         </w:rPr>
         <w:t>方差分析的整体检验只告诉我们：</w:t>
       </w:r>
@@ -1185,9 +1083,8 @@
       <w:r>
         <w:rPr>
           <w:rFonts w:ascii="Microsoft YaHei" w:hAnsi="Microsoft YaHei" w:eastAsia="Microsoft YaHei"/>
-          <w:sz w:val="22"/>
-        </w:rPr>
-        <w:t>&gt; 多个总体均数是否不全相同。</w:t>
+        </w:rPr>
+        <w:t>多个总体均数是否不全相同。</w:t>
       </w:r>
     </w:p>
     <w:p/>
@@ -1195,7 +1092,6 @@
       <w:r>
         <w:rPr>
           <w:rFonts w:ascii="Microsoft YaHei" w:hAnsi="Microsoft YaHei" w:eastAsia="Microsoft YaHei"/>
-          <w:sz w:val="22"/>
         </w:rPr>
         <w:t>它不能直接告诉我们：</w:t>
       </w:r>
@@ -1205,9 +1101,8 @@
       <w:r>
         <w:rPr>
           <w:rFonts w:ascii="Microsoft YaHei" w:hAnsi="Microsoft YaHei" w:eastAsia="Microsoft YaHei"/>
-          <w:sz w:val="22"/>
-        </w:rPr>
-        <w:t>&gt; 到底是哪两组不同。</w:t>
+        </w:rPr>
+        <w:t>到底是哪两组不同。</w:t>
       </w:r>
     </w:p>
     <w:p/>
@@ -1215,7 +1110,6 @@
       <w:r>
         <w:rPr>
           <w:rFonts w:ascii="Microsoft YaHei" w:hAnsi="Microsoft YaHei" w:eastAsia="Microsoft YaHei"/>
-          <w:sz w:val="22"/>
         </w:rPr>
         <w:t>所以：</w:t>
       </w:r>
@@ -1228,7 +1122,6 @@
       <w:r>
         <w:rPr>
           <w:rFonts w:ascii="Microsoft YaHei" w:hAnsi="Microsoft YaHei" w:eastAsia="Microsoft YaHei"/>
-          <w:sz w:val="22"/>
         </w:rPr>
         <w:t>如果整体 ANOVA 的 P &lt; 0.05，才进一步做事后两两比较。</w:t>
       </w:r>
@@ -1240,7 +1133,6 @@
       <w:r>
         <w:rPr>
           <w:rFonts w:ascii="Microsoft YaHei" w:hAnsi="Microsoft YaHei" w:eastAsia="Microsoft YaHei"/>
-          <w:sz w:val="22"/>
         </w:rPr>
         <w:t>如果整体 ANOVA 的 P &gt;= 0.05，一般不继续解释两两比较。</w:t>
       </w:r>
@@ -1250,7 +1142,6 @@
       <w:r>
         <w:rPr>
           <w:rFonts w:ascii="Microsoft YaHei" w:hAnsi="Microsoft YaHei" w:eastAsia="Microsoft YaHei"/>
-          <w:sz w:val="22"/>
         </w:rPr>
         <w:t>记忆：</w:t>
       </w:r>
@@ -1260,9 +1151,8 @@
       <w:r>
         <w:rPr>
           <w:rFonts w:ascii="Microsoft YaHei" w:hAnsi="Microsoft YaHei" w:eastAsia="Microsoft YaHei"/>
-          <w:sz w:val="22"/>
-        </w:rPr>
-        <w:t>&gt; 先整体，后两两。</w:t>
+        </w:rPr>
+        <w:t>先整体，后两两。</w:t>
       </w:r>
     </w:p>
     <w:p/>
@@ -1270,7 +1160,6 @@
       <w:r>
         <w:rPr>
           <w:rFonts w:ascii="Microsoft YaHei" w:hAnsi="Microsoft YaHei" w:eastAsia="Microsoft YaHei"/>
-          <w:sz w:val="22"/>
         </w:rPr>
         <w:t>---</w:t>
       </w:r>
@@ -1289,7 +1178,6 @@
       <w:r>
         <w:rPr>
           <w:rFonts w:ascii="Microsoft YaHei" w:hAnsi="Microsoft YaHei" w:eastAsia="Microsoft YaHei"/>
-          <w:sz w:val="22"/>
         </w:rPr>
         <w:t>单因素方差分析常见应用条件：</w:t>
       </w:r>
@@ -1302,7 +1190,6 @@
       <w:r>
         <w:rPr>
           <w:rFonts w:ascii="Microsoft YaHei" w:hAnsi="Microsoft YaHei" w:eastAsia="Microsoft YaHei"/>
-          <w:sz w:val="22"/>
         </w:rPr>
         <w:t>各观察值相互独立。</w:t>
       </w:r>
@@ -1314,7 +1201,6 @@
       <w:r>
         <w:rPr>
           <w:rFonts w:ascii="Microsoft YaHei" w:hAnsi="Microsoft YaHei" w:eastAsia="Microsoft YaHei"/>
-          <w:sz w:val="22"/>
         </w:rPr>
         <w:t>各组资料来自近似正态总体。</w:t>
       </w:r>
@@ -1326,7 +1212,6 @@
       <w:r>
         <w:rPr>
           <w:rFonts w:ascii="Microsoft YaHei" w:hAnsi="Microsoft YaHei" w:eastAsia="Microsoft YaHei"/>
-          <w:sz w:val="22"/>
         </w:rPr>
         <w:t>各组总体方差相等，也就是方差齐性。</w:t>
       </w:r>
@@ -1336,7 +1221,6 @@
       <w:r>
         <w:rPr>
           <w:rFonts w:ascii="Microsoft YaHei" w:hAnsi="Microsoft YaHei" w:eastAsia="Microsoft YaHei"/>
-          <w:sz w:val="22"/>
         </w:rPr>
         <w:t>其中方差齐性很常考。</w:t>
       </w:r>
@@ -1346,7 +1230,6 @@
       <w:r>
         <w:rPr>
           <w:rFonts w:ascii="Microsoft YaHei" w:hAnsi="Microsoft YaHei" w:eastAsia="Microsoft YaHei"/>
-          <w:sz w:val="22"/>
         </w:rPr>
         <w:t>方差齐性的含义是：</w:t>
       </w:r>
@@ -1356,9 +1239,8 @@
       <w:r>
         <w:rPr>
           <w:rFonts w:ascii="Microsoft YaHei" w:hAnsi="Microsoft YaHei" w:eastAsia="Microsoft YaHei"/>
-          <w:sz w:val="22"/>
-        </w:rPr>
-        <w:t>&gt; 各比较组的总体方差相等。</w:t>
+        </w:rPr>
+        <w:t>各比较组的总体方差相等。</w:t>
       </w:r>
     </w:p>
     <w:p/>
@@ -1366,7 +1248,6 @@
       <w:r>
         <w:rPr>
           <w:rFonts w:ascii="Microsoft YaHei" w:hAnsi="Microsoft YaHei" w:eastAsia="Microsoft YaHei"/>
-          <w:sz w:val="22"/>
         </w:rPr>
         <w:t>注意不是“样本方差一定相等”。</w:t>
       </w:r>
@@ -1375,7 +1256,6 @@
       <w:r>
         <w:rPr>
           <w:rFonts w:ascii="Microsoft YaHei" w:hAnsi="Microsoft YaHei" w:eastAsia="Microsoft YaHei"/>
-          <w:sz w:val="22"/>
         </w:rPr>
         <w:t>样本方差只是用来估计总体方差，真正的统计推断对象是总体。</w:t>
       </w:r>
@@ -1385,7 +1265,6 @@
       <w:r>
         <w:rPr>
           <w:rFonts w:ascii="Microsoft YaHei" w:hAnsi="Microsoft YaHei" w:eastAsia="Microsoft YaHei"/>
-          <w:sz w:val="22"/>
         </w:rPr>
         <w:t>方差齐性检验：</w:t>
       </w:r>
@@ -1398,7 +1277,6 @@
       <w:r>
         <w:rPr>
           <w:rFonts w:ascii="Microsoft YaHei" w:hAnsi="Microsoft YaHei" w:eastAsia="Microsoft YaHei"/>
-          <w:sz w:val="22"/>
         </w:rPr>
         <w:t>H0：各总体方差相等。</w:t>
       </w:r>
@@ -1410,7 +1288,6 @@
       <w:r>
         <w:rPr>
           <w:rFonts w:ascii="Microsoft YaHei" w:hAnsi="Microsoft YaHei" w:eastAsia="Microsoft YaHei"/>
-          <w:sz w:val="22"/>
         </w:rPr>
         <w:t>H1：各总体方差不等或不全相等。</w:t>
       </w:r>
@@ -1420,7 +1297,6 @@
       <w:r>
         <w:rPr>
           <w:rFonts w:ascii="Microsoft YaHei" w:hAnsi="Microsoft YaHei" w:eastAsia="Microsoft YaHei"/>
-          <w:sz w:val="22"/>
         </w:rPr>
         <w:t>如果方差齐性检验 P &lt; α，说明拒绝 H0，认为各总体方差不等或不全相等。</w:t>
       </w:r>
@@ -1430,7 +1306,6 @@
       <w:r>
         <w:rPr>
           <w:rFonts w:ascii="Microsoft YaHei" w:hAnsi="Microsoft YaHei" w:eastAsia="Microsoft YaHei"/>
-          <w:sz w:val="22"/>
         </w:rPr>
         <w:t>---</w:t>
       </w:r>
@@ -1449,7 +1324,6 @@
       <w:r>
         <w:rPr>
           <w:rFonts w:ascii="Microsoft YaHei" w:hAnsi="Microsoft YaHei" w:eastAsia="Microsoft YaHei"/>
-          <w:sz w:val="22"/>
         </w:rPr>
         <w:t>当只有两组时，对同一资料：</w:t>
       </w:r>
@@ -1459,9 +1333,8 @@
       <w:r>
         <w:rPr>
           <w:rFonts w:ascii="Microsoft YaHei" w:hAnsi="Microsoft YaHei" w:eastAsia="Microsoft YaHei"/>
-          <w:sz w:val="22"/>
-        </w:rPr>
-        <w:t>&gt; 方差分析与两独立样本 t 检验等价。</w:t>
+        </w:rPr>
+        <w:t>方差分析与两独立样本 t 检验等价。</w:t>
       </w:r>
     </w:p>
     <w:p/>
@@ -1469,7 +1342,6 @@
       <w:r>
         <w:rPr>
           <w:rFonts w:ascii="Microsoft YaHei" w:hAnsi="Microsoft YaHei" w:eastAsia="Microsoft YaHei"/>
-          <w:sz w:val="22"/>
         </w:rPr>
         <w:t>关系是：</w:t>
       </w:r>
@@ -1479,9 +1351,8 @@
       <w:r>
         <w:rPr>
           <w:rFonts w:ascii="Microsoft YaHei" w:hAnsi="Microsoft YaHei" w:eastAsia="Microsoft YaHei"/>
-          <w:sz w:val="22"/>
-        </w:rPr>
-        <w:t>&gt; F = t²</w:t>
+        </w:rPr>
+        <w:t>F = t²</w:t>
       </w:r>
     </w:p>
     <w:p/>
@@ -1489,7 +1360,6 @@
       <w:r>
         <w:rPr>
           <w:rFonts w:ascii="Microsoft YaHei" w:hAnsi="Microsoft YaHei" w:eastAsia="Microsoft YaHei"/>
-          <w:sz w:val="22"/>
         </w:rPr>
         <w:t>也可以说：</w:t>
       </w:r>
@@ -1499,9 +1369,8 @@
       <w:r>
         <w:rPr>
           <w:rFonts w:ascii="Microsoft YaHei" w:hAnsi="Microsoft YaHei" w:eastAsia="Microsoft YaHei"/>
-          <w:sz w:val="22"/>
-        </w:rPr>
-        <w:t>&gt; |t| = sqrt(F)</w:t>
+        </w:rPr>
+        <w:t>|t| = sqrt(F)</w:t>
       </w:r>
     </w:p>
     <w:p/>
@@ -1509,7 +1378,6 @@
       <w:r>
         <w:rPr>
           <w:rFonts w:ascii="Microsoft YaHei" w:hAnsi="Microsoft YaHei" w:eastAsia="Microsoft YaHei"/>
-          <w:sz w:val="22"/>
         </w:rPr>
         <w:t>考试如果看到“t 等于 F 的平方根”，通常认为是在说二者等价。</w:t>
       </w:r>
@@ -1519,7 +1387,6 @@
       <w:r>
         <w:rPr>
           <w:rFonts w:ascii="Microsoft YaHei" w:hAnsi="Microsoft YaHei" w:eastAsia="Microsoft YaHei"/>
-          <w:sz w:val="22"/>
         </w:rPr>
         <w:t>但严格说 t 有正负方向，F 没有正负，所以更严谨的是：</w:t>
       </w:r>
@@ -1529,9 +1396,8 @@
       <w:r>
         <w:rPr>
           <w:rFonts w:ascii="Microsoft YaHei" w:hAnsi="Microsoft YaHei" w:eastAsia="Microsoft YaHei"/>
-          <w:sz w:val="22"/>
-        </w:rPr>
-        <w:t>&gt; t 的绝对值等于 F 的平方根。</w:t>
+        </w:rPr>
+        <w:t>t 的绝对值等于 F 的平方根。</w:t>
       </w:r>
     </w:p>
     <w:p/>
@@ -1539,7 +1405,6 @@
       <w:r>
         <w:rPr>
           <w:rFonts w:ascii="Microsoft YaHei" w:hAnsi="Microsoft YaHei" w:eastAsia="Microsoft YaHei"/>
-          <w:sz w:val="22"/>
         </w:rPr>
         <w:t>---</w:t>
       </w:r>
@@ -1567,7 +1432,6 @@
       <w:r>
         <w:rPr>
           <w:rFonts w:ascii="Microsoft YaHei" w:hAnsi="Microsoft YaHei" w:eastAsia="Microsoft YaHei"/>
-          <w:sz w:val="22"/>
         </w:rPr>
         <w:t>完全随机设计是最基础的方差分析设计。</w:t>
       </w:r>
@@ -1577,7 +1441,6 @@
       <w:r>
         <w:rPr>
           <w:rFonts w:ascii="Microsoft YaHei" w:hAnsi="Microsoft YaHei" w:eastAsia="Microsoft YaHei"/>
-          <w:sz w:val="22"/>
         </w:rPr>
         <w:t>特点：</w:t>
       </w:r>
@@ -1590,7 +1453,6 @@
       <w:r>
         <w:rPr>
           <w:rFonts w:ascii="Microsoft YaHei" w:hAnsi="Microsoft YaHei" w:eastAsia="Microsoft YaHei"/>
-          <w:sz w:val="22"/>
         </w:rPr>
         <w:t>研究对象随机分到不同处理组。</w:t>
       </w:r>
@@ -1602,7 +1464,6 @@
       <w:r>
         <w:rPr>
           <w:rFonts w:ascii="Microsoft YaHei" w:hAnsi="Microsoft YaHei" w:eastAsia="Microsoft YaHei"/>
-          <w:sz w:val="22"/>
         </w:rPr>
         <w:t>只考虑一个处理因素。</w:t>
       </w:r>
@@ -1614,7 +1475,6 @@
       <w:r>
         <w:rPr>
           <w:rFonts w:ascii="Microsoft YaHei" w:hAnsi="Microsoft YaHei" w:eastAsia="Microsoft YaHei"/>
-          <w:sz w:val="22"/>
         </w:rPr>
         <w:t>总变异分解为组间变异和组内变异。</w:t>
       </w:r>
@@ -1624,7 +1484,6 @@
       <w:r>
         <w:rPr>
           <w:rFonts w:ascii="Microsoft YaHei" w:hAnsi="Microsoft YaHei" w:eastAsia="Microsoft YaHei"/>
-          <w:sz w:val="22"/>
         </w:rPr>
         <w:t>必须背：</w:t>
       </w:r>
@@ -1634,9 +1493,8 @@
       <w:r>
         <w:rPr>
           <w:rFonts w:ascii="Microsoft YaHei" w:hAnsi="Microsoft YaHei" w:eastAsia="Microsoft YaHei"/>
-          <w:sz w:val="22"/>
-        </w:rPr>
-        <w:t>&gt; SS总 = SS组间 + SS组内</w:t>
+        </w:rPr>
+        <w:t>SS总 = SS组间 + SS组内</w:t>
       </w:r>
     </w:p>
     <w:p/>
@@ -1644,7 +1502,6 @@
       <w:r>
         <w:rPr>
           <w:rFonts w:ascii="Microsoft YaHei" w:hAnsi="Microsoft YaHei" w:eastAsia="Microsoft YaHei"/>
-          <w:sz w:val="22"/>
         </w:rPr>
         <w:t>---</w:t>
       </w:r>
@@ -1663,7 +1520,6 @@
       <w:r>
         <w:rPr>
           <w:rFonts w:ascii="Microsoft YaHei" w:hAnsi="Microsoft YaHei" w:eastAsia="Microsoft YaHei"/>
-          <w:sz w:val="22"/>
         </w:rPr>
         <w:t>随机区组设计用于控制重要的非处理因素。</w:t>
       </w:r>
@@ -1673,7 +1529,6 @@
       <w:r>
         <w:rPr>
           <w:rFonts w:ascii="Microsoft YaHei" w:hAnsi="Microsoft YaHei" w:eastAsia="Microsoft YaHei"/>
-          <w:sz w:val="22"/>
         </w:rPr>
         <w:t>比如不同个体之间基础情况差异较大，就先按相近特征分成区组，再在每个区组内随机分配处理。</w:t>
       </w:r>
@@ -1683,7 +1538,6 @@
       <w:r>
         <w:rPr>
           <w:rFonts w:ascii="Microsoft YaHei" w:hAnsi="Microsoft YaHei" w:eastAsia="Microsoft YaHei"/>
-          <w:sz w:val="22"/>
         </w:rPr>
         <w:t>同一配伍组内的观察对象要求：</w:t>
       </w:r>
@@ -1693,9 +1547,8 @@
       <w:r>
         <w:rPr>
           <w:rFonts w:ascii="Microsoft YaHei" w:hAnsi="Microsoft YaHei" w:eastAsia="Microsoft YaHei"/>
-          <w:sz w:val="22"/>
-        </w:rPr>
-        <w:t>&gt; 非处理因素相同或相近。</w:t>
+        </w:rPr>
+        <w:t>非处理因素相同或相近。</w:t>
       </w:r>
     </w:p>
     <w:p/>
@@ -1703,7 +1556,6 @@
       <w:r>
         <w:rPr>
           <w:rFonts w:ascii="Microsoft YaHei" w:hAnsi="Microsoft YaHei" w:eastAsia="Microsoft YaHei"/>
-          <w:sz w:val="22"/>
         </w:rPr>
         <w:t>优点：</w:t>
       </w:r>
@@ -1716,7 +1568,6 @@
       <w:r>
         <w:rPr>
           <w:rFonts w:ascii="Microsoft YaHei" w:hAnsi="Microsoft YaHei" w:eastAsia="Microsoft YaHei"/>
-          <w:sz w:val="22"/>
         </w:rPr>
         <w:t>可以减少误差变异。</w:t>
       </w:r>
@@ -1728,7 +1579,6 @@
       <w:r>
         <w:rPr>
           <w:rFonts w:ascii="Microsoft YaHei" w:hAnsi="Microsoft YaHei" w:eastAsia="Microsoft YaHei"/>
-          <w:sz w:val="22"/>
         </w:rPr>
         <w:t>可以提高检验效能。</w:t>
       </w:r>
@@ -1738,7 +1588,6 @@
       <w:r>
         <w:rPr>
           <w:rFonts w:ascii="Microsoft YaHei" w:hAnsi="Microsoft YaHei" w:eastAsia="Microsoft YaHei"/>
-          <w:sz w:val="22"/>
         </w:rPr>
         <w:t>缺点：</w:t>
       </w:r>
@@ -1751,7 +1600,6 @@
       <w:r>
         <w:rPr>
           <w:rFonts w:ascii="Microsoft YaHei" w:hAnsi="Microsoft YaHei" w:eastAsia="Microsoft YaHei"/>
-          <w:sz w:val="22"/>
         </w:rPr>
         <w:t>设计和实施比完全随机设计更复杂。</w:t>
       </w:r>
@@ -1761,7 +1609,6 @@
       <w:r>
         <w:rPr>
           <w:rFonts w:ascii="Microsoft YaHei" w:hAnsi="Microsoft YaHei" w:eastAsia="Microsoft YaHei"/>
-          <w:sz w:val="22"/>
         </w:rPr>
         <w:t>所以选择题中如果说“随机区组设计实施起来更方便”，通常是错的。</w:t>
       </w:r>
@@ -1771,7 +1618,6 @@
       <w:r>
         <w:rPr>
           <w:rFonts w:ascii="Microsoft YaHei" w:hAnsi="Microsoft YaHei" w:eastAsia="Microsoft YaHei"/>
-          <w:sz w:val="22"/>
         </w:rPr>
         <w:t>随机区组设计推断处理因素效应时：</w:t>
       </w:r>
@@ -1781,9 +1627,8 @@
       <w:r>
         <w:rPr>
           <w:rFonts w:ascii="Microsoft YaHei" w:hAnsi="Microsoft YaHei" w:eastAsia="Microsoft YaHei"/>
-          <w:sz w:val="22"/>
-        </w:rPr>
-        <w:t>&gt; F 值分母使用误差均方，对应自由度是误差自由度。</w:t>
+        </w:rPr>
+        <w:t>F 值分母使用误差均方，对应自由度是误差自由度。</w:t>
       </w:r>
     </w:p>
     <w:p/>
@@ -1791,7 +1636,6 @@
       <w:r>
         <w:rPr>
           <w:rFonts w:ascii="Microsoft YaHei" w:hAnsi="Microsoft YaHei" w:eastAsia="Microsoft YaHei"/>
-          <w:sz w:val="22"/>
         </w:rPr>
         <w:t>---</w:t>
       </w:r>
@@ -1810,7 +1654,6 @@
       <w:r>
         <w:rPr>
           <w:rFonts w:ascii="Microsoft YaHei" w:hAnsi="Microsoft YaHei" w:eastAsia="Microsoft YaHei"/>
-          <w:sz w:val="22"/>
         </w:rPr>
         <w:t>拉丁方设计用于同时控制两个非研究因素的影响。</w:t>
       </w:r>
@@ -1820,7 +1663,6 @@
       <w:r>
         <w:rPr>
           <w:rFonts w:ascii="Microsoft YaHei" w:hAnsi="Microsoft YaHei" w:eastAsia="Microsoft YaHei"/>
-          <w:sz w:val="22"/>
         </w:rPr>
         <w:t>它的研究因素仍然只有一个。</w:t>
       </w:r>
@@ -1830,7 +1672,6 @@
       <w:r>
         <w:rPr>
           <w:rFonts w:ascii="Microsoft YaHei" w:hAnsi="Microsoft YaHei" w:eastAsia="Microsoft YaHei"/>
-          <w:sz w:val="22"/>
         </w:rPr>
         <w:t>可以分析的因素通常包括：</w:t>
       </w:r>
@@ -1843,7 +1684,6 @@
       <w:r>
         <w:rPr>
           <w:rFonts w:ascii="Microsoft YaHei" w:hAnsi="Microsoft YaHei" w:eastAsia="Microsoft YaHei"/>
-          <w:sz w:val="22"/>
         </w:rPr>
         <w:t>处理因素。</w:t>
       </w:r>
@@ -1855,7 +1695,6 @@
       <w:r>
         <w:rPr>
           <w:rFonts w:ascii="Microsoft YaHei" w:hAnsi="Microsoft YaHei" w:eastAsia="Microsoft YaHei"/>
-          <w:sz w:val="22"/>
         </w:rPr>
         <w:t>行因素。</w:t>
       </w:r>
@@ -1867,7 +1706,6 @@
       <w:r>
         <w:rPr>
           <w:rFonts w:ascii="Microsoft YaHei" w:hAnsi="Microsoft YaHei" w:eastAsia="Microsoft YaHei"/>
-          <w:sz w:val="22"/>
         </w:rPr>
         <w:t>列因素。</w:t>
       </w:r>
@@ -1877,7 +1715,6 @@
       <w:r>
         <w:rPr>
           <w:rFonts w:ascii="Microsoft YaHei" w:hAnsi="Microsoft YaHei" w:eastAsia="Microsoft YaHei"/>
-          <w:sz w:val="22"/>
         </w:rPr>
         <w:t>总变异一般分解为：</w:t>
       </w:r>
@@ -1890,7 +1727,6 @@
       <w:r>
         <w:rPr>
           <w:rFonts w:ascii="Microsoft YaHei" w:hAnsi="Microsoft YaHei" w:eastAsia="Microsoft YaHei"/>
-          <w:sz w:val="22"/>
         </w:rPr>
         <w:t>处理变异。</w:t>
       </w:r>
@@ -1902,7 +1738,6 @@
       <w:r>
         <w:rPr>
           <w:rFonts w:ascii="Microsoft YaHei" w:hAnsi="Microsoft YaHei" w:eastAsia="Microsoft YaHei"/>
-          <w:sz w:val="22"/>
         </w:rPr>
         <w:t>行变异。</w:t>
       </w:r>
@@ -1914,7 +1749,6 @@
       <w:r>
         <w:rPr>
           <w:rFonts w:ascii="Microsoft YaHei" w:hAnsi="Microsoft YaHei" w:eastAsia="Microsoft YaHei"/>
-          <w:sz w:val="22"/>
         </w:rPr>
         <w:t>列变异。</w:t>
       </w:r>
@@ -1926,7 +1760,6 @@
       <w:r>
         <w:rPr>
           <w:rFonts w:ascii="Microsoft YaHei" w:hAnsi="Microsoft YaHei" w:eastAsia="Microsoft YaHei"/>
-          <w:sz w:val="22"/>
         </w:rPr>
         <w:t>误差变异。</w:t>
       </w:r>
@@ -1936,7 +1769,6 @@
       <w:r>
         <w:rPr>
           <w:rFonts w:ascii="Microsoft YaHei" w:hAnsi="Microsoft YaHei" w:eastAsia="Microsoft YaHei"/>
-          <w:sz w:val="22"/>
         </w:rPr>
         <w:t>考试抓关键词：</w:t>
       </w:r>
@@ -1946,9 +1778,8 @@
       <w:r>
         <w:rPr>
           <w:rFonts w:ascii="Microsoft YaHei" w:hAnsi="Microsoft YaHei" w:eastAsia="Microsoft YaHei"/>
-          <w:sz w:val="22"/>
-        </w:rPr>
-        <w:t>&gt; 拉丁方设计可以控制两个非研究因素，但研究因素只有一个。</w:t>
+        </w:rPr>
+        <w:t>拉丁方设计可以控制两个非研究因素，但研究因素只有一个。</w:t>
       </w:r>
     </w:p>
     <w:p/>
@@ -1956,7 +1787,6 @@
       <w:r>
         <w:rPr>
           <w:rFonts w:ascii="Microsoft YaHei" w:hAnsi="Microsoft YaHei" w:eastAsia="Microsoft YaHei"/>
-          <w:sz w:val="22"/>
         </w:rPr>
         <w:t>---</w:t>
       </w:r>
@@ -1975,7 +1805,6 @@
       <w:r>
         <w:rPr>
           <w:rFonts w:ascii="Microsoft YaHei" w:hAnsi="Microsoft YaHei" w:eastAsia="Microsoft YaHei"/>
-          <w:sz w:val="22"/>
         </w:rPr>
         <w:t>交叉设计中，同一研究对象在不同阶段接受不同处理。</w:t>
       </w:r>
@@ -1985,7 +1814,6 @@
       <w:r>
         <w:rPr>
           <w:rFonts w:ascii="Microsoft YaHei" w:hAnsi="Microsoft YaHei" w:eastAsia="Microsoft YaHei"/>
-          <w:sz w:val="22"/>
         </w:rPr>
         <w:t>常见于慢性病、反复发作且病情较稳定的疾病。</w:t>
       </w:r>
@@ -1995,7 +1823,6 @@
       <w:r>
         <w:rPr>
           <w:rFonts w:ascii="Microsoft YaHei" w:hAnsi="Microsoft YaHei" w:eastAsia="Microsoft YaHei"/>
-          <w:sz w:val="22"/>
         </w:rPr>
         <w:t>重要特点：</w:t>
       </w:r>
@@ -2008,7 +1835,6 @@
       <w:r>
         <w:rPr>
           <w:rFonts w:ascii="Microsoft YaHei" w:hAnsi="Microsoft YaHei" w:eastAsia="Microsoft YaHei"/>
-          <w:sz w:val="22"/>
         </w:rPr>
         <w:t>可以是两阶段，也可以是多个阶段。</w:t>
       </w:r>
@@ -2020,7 +1846,6 @@
       <w:r>
         <w:rPr>
           <w:rFonts w:ascii="Microsoft YaHei" w:hAnsi="Microsoft YaHei" w:eastAsia="Microsoft YaHei"/>
-          <w:sz w:val="22"/>
         </w:rPr>
         <w:t>阶段之间要安排洗脱期。</w:t>
       </w:r>
@@ -2032,7 +1857,6 @@
       <w:r>
         <w:rPr>
           <w:rFonts w:ascii="Microsoft YaHei" w:hAnsi="Microsoft YaHei" w:eastAsia="Microsoft YaHei"/>
-          <w:sz w:val="22"/>
         </w:rPr>
         <w:t>目的是比较处理效应，同时控制个体差异。</w:t>
       </w:r>
@@ -2042,7 +1866,6 @@
       <w:r>
         <w:rPr>
           <w:rFonts w:ascii="Microsoft YaHei" w:hAnsi="Microsoft YaHei" w:eastAsia="Microsoft YaHei"/>
-          <w:sz w:val="22"/>
         </w:rPr>
         <w:t>洗脱期的作用：</w:t>
       </w:r>
@@ -2052,9 +1875,8 @@
       <w:r>
         <w:rPr>
           <w:rFonts w:ascii="Microsoft YaHei" w:hAnsi="Microsoft YaHei" w:eastAsia="Microsoft YaHei"/>
-          <w:sz w:val="22"/>
-        </w:rPr>
-        <w:t>&gt; 避免前一个处理的残留效应影响后一个阶段。</w:t>
+        </w:rPr>
+        <w:t>避免前一个处理的残留效应影响后一个阶段。</w:t>
       </w:r>
     </w:p>
     <w:p/>
@@ -2062,7 +1884,6 @@
       <w:r>
         <w:rPr>
           <w:rFonts w:ascii="Microsoft YaHei" w:hAnsi="Microsoft YaHei" w:eastAsia="Microsoft YaHei"/>
-          <w:sz w:val="22"/>
         </w:rPr>
         <w:t>选择题易错：</w:t>
       </w:r>
@@ -2072,9 +1893,8 @@
       <w:r>
         <w:rPr>
           <w:rFonts w:ascii="Microsoft YaHei" w:hAnsi="Microsoft YaHei" w:eastAsia="Microsoft YaHei"/>
-          <w:sz w:val="22"/>
-        </w:rPr>
-        <w:t>&gt; 交叉设计的研究目的不是研究个体间差异的影响，而是比较处理效应。</w:t>
+        </w:rPr>
+        <w:t>交叉设计的研究目的不是研究个体间差异的影响，而是比较处理效应。</w:t>
       </w:r>
     </w:p>
     <w:p/>
@@ -2082,7 +1902,6 @@
       <w:r>
         <w:rPr>
           <w:rFonts w:ascii="Microsoft YaHei" w:hAnsi="Microsoft YaHei" w:eastAsia="Microsoft YaHei"/>
-          <w:sz w:val="22"/>
         </w:rPr>
         <w:t>---</w:t>
       </w:r>
@@ -2101,7 +1920,6 @@
       <w:r>
         <w:rPr>
           <w:rFonts w:ascii="Microsoft YaHei" w:hAnsi="Microsoft YaHei" w:eastAsia="Microsoft YaHei"/>
-          <w:sz w:val="22"/>
         </w:rPr>
         <w:t>今日推荐数据：</w:t>
       </w:r>
@@ -2111,7 +1929,6 @@
       <w:r>
         <w:rPr>
           <w:rFonts w:ascii="Microsoft YaHei" w:hAnsi="Microsoft YaHei" w:eastAsia="Microsoft YaHei"/>
-          <w:sz w:val="22"/>
         </w:rPr>
         <w:t>`D:\医学统计学期末冲刺复习包\05_课程讲义与教材\课程网站资料\例04-02.sav`</w:t>
       </w:r>
@@ -2121,7 +1938,6 @@
       <w:r>
         <w:rPr>
           <w:rFonts w:ascii="Microsoft YaHei" w:hAnsi="Microsoft YaHei" w:eastAsia="Microsoft YaHei"/>
-          <w:sz w:val="22"/>
         </w:rPr>
         <w:t>菜单路径：</w:t>
       </w:r>
@@ -2131,7 +1947,6 @@
       <w:r>
         <w:rPr>
           <w:rFonts w:ascii="Microsoft YaHei" w:hAnsi="Microsoft YaHei" w:eastAsia="Microsoft YaHei"/>
-          <w:sz w:val="22"/>
         </w:rPr>
         <w:t>`Analyze &gt; Compare Means &gt; One-Way ANOVA`</w:t>
       </w:r>
@@ -2141,7 +1956,6 @@
       <w:r>
         <w:rPr>
           <w:rFonts w:ascii="Microsoft YaHei" w:hAnsi="Microsoft YaHei" w:eastAsia="Microsoft YaHei"/>
-          <w:sz w:val="22"/>
         </w:rPr>
         <w:t>操作步骤：</w:t>
       </w:r>
@@ -2154,7 +1968,6 @@
       <w:r>
         <w:rPr>
           <w:rFonts w:ascii="Microsoft YaHei" w:hAnsi="Microsoft YaHei" w:eastAsia="Microsoft YaHei"/>
-          <w:sz w:val="22"/>
         </w:rPr>
         <w:t>打开 `例04-02.sav`。</w:t>
       </w:r>
@@ -2166,7 +1979,6 @@
       <w:r>
         <w:rPr>
           <w:rFonts w:ascii="Microsoft YaHei" w:hAnsi="Microsoft YaHei" w:eastAsia="Microsoft YaHei"/>
-          <w:sz w:val="22"/>
         </w:rPr>
         <w:t>先看 Variable View，确认变量标签和值标签。</w:t>
       </w:r>
@@ -2178,7 +1990,6 @@
       <w:r>
         <w:rPr>
           <w:rFonts w:ascii="Microsoft YaHei" w:hAnsi="Microsoft YaHei" w:eastAsia="Microsoft YaHei"/>
-          <w:sz w:val="22"/>
         </w:rPr>
         <w:t>判断哪个变量是计量资料，作为因变量。</w:t>
       </w:r>
@@ -2190,7 +2001,6 @@
       <w:r>
         <w:rPr>
           <w:rFonts w:ascii="Microsoft YaHei" w:hAnsi="Microsoft YaHei" w:eastAsia="Microsoft YaHei"/>
-          <w:sz w:val="22"/>
         </w:rPr>
         <w:t>判断哪个变量是分组变量，作为 Factor。</w:t>
       </w:r>
@@ -2202,7 +2012,6 @@
       <w:r>
         <w:rPr>
           <w:rFonts w:ascii="Microsoft YaHei" w:hAnsi="Microsoft YaHei" w:eastAsia="Microsoft YaHei"/>
-          <w:sz w:val="22"/>
         </w:rPr>
         <w:t>点击 `Analyze &gt; Compare Means &gt; One-Way ANOVA`。</w:t>
       </w:r>
@@ -2214,7 +2023,6 @@
       <w:r>
         <w:rPr>
           <w:rFonts w:ascii="Microsoft YaHei" w:hAnsi="Microsoft YaHei" w:eastAsia="Microsoft YaHei"/>
-          <w:sz w:val="22"/>
         </w:rPr>
         <w:t>将计量变量放入 `Dependent List`。</w:t>
       </w:r>
@@ -2226,7 +2034,6 @@
       <w:r>
         <w:rPr>
           <w:rFonts w:ascii="Microsoft YaHei" w:hAnsi="Microsoft YaHei" w:eastAsia="Microsoft YaHei"/>
-          <w:sz w:val="22"/>
         </w:rPr>
         <w:t>将分组变量放入 `Factor`。</w:t>
       </w:r>
@@ -2238,7 +2045,6 @@
       <w:r>
         <w:rPr>
           <w:rFonts w:ascii="Microsoft YaHei" w:hAnsi="Microsoft YaHei" w:eastAsia="Microsoft YaHei"/>
-          <w:sz w:val="22"/>
         </w:rPr>
         <w:t>点击 `Options`。</w:t>
       </w:r>
@@ -2250,7 +2056,6 @@
       <w:r>
         <w:rPr>
           <w:rFonts w:ascii="Microsoft YaHei" w:hAnsi="Microsoft YaHei" w:eastAsia="Microsoft YaHei"/>
-          <w:sz w:val="22"/>
         </w:rPr>
         <w:t>勾选 `Descriptive`。</w:t>
       </w:r>
@@ -2262,7 +2067,6 @@
       <w:r>
         <w:rPr>
           <w:rFonts w:ascii="Microsoft YaHei" w:hAnsi="Microsoft YaHei" w:eastAsia="Microsoft YaHei"/>
-          <w:sz w:val="22"/>
         </w:rPr>
         <w:t>勾选 `Homogeneity of variance test`。</w:t>
       </w:r>
@@ -2274,7 +2078,6 @@
       <w:r>
         <w:rPr>
           <w:rFonts w:ascii="Microsoft YaHei" w:hAnsi="Microsoft YaHei" w:eastAsia="Microsoft YaHei"/>
-          <w:sz w:val="22"/>
         </w:rPr>
         <w:t>点击 `Continue`，再点击 `OK`。</w:t>
       </w:r>
@@ -2284,7 +2087,6 @@
       <w:r>
         <w:rPr>
           <w:rFonts w:ascii="Microsoft YaHei" w:hAnsi="Microsoft YaHei" w:eastAsia="Microsoft YaHei"/>
-          <w:sz w:val="22"/>
         </w:rPr>
         <w:t>如果整体 ANOVA 结果 P &lt; 0.05，可以练习：</w:t>
       </w:r>
@@ -2297,7 +2099,6 @@
       <w:r>
         <w:rPr>
           <w:rFonts w:ascii="Microsoft YaHei" w:hAnsi="Microsoft YaHei" w:eastAsia="Microsoft YaHei"/>
-          <w:sz w:val="22"/>
         </w:rPr>
         <w:t>点击 `Post Hoc`。</w:t>
       </w:r>
@@ -2309,7 +2110,6 @@
       <w:r>
         <w:rPr>
           <w:rFonts w:ascii="Microsoft YaHei" w:hAnsi="Microsoft YaHei" w:eastAsia="Microsoft YaHei"/>
-          <w:sz w:val="22"/>
         </w:rPr>
         <w:t>方差齐时可选 LSD、Bonferroni、Tukey 等。</w:t>
       </w:r>
@@ -2321,7 +2121,6 @@
       <w:r>
         <w:rPr>
           <w:rFonts w:ascii="Microsoft YaHei" w:hAnsi="Microsoft YaHei" w:eastAsia="Microsoft YaHei"/>
-          <w:sz w:val="22"/>
         </w:rPr>
         <w:t>初学阶段先记住：P&lt;0.05 后才考虑两两比较。</w:t>
       </w:r>
@@ -2331,7 +2130,6 @@
       <w:r>
         <w:rPr>
           <w:rFonts w:ascii="Microsoft YaHei" w:hAnsi="Microsoft YaHei" w:eastAsia="Microsoft YaHei"/>
-          <w:sz w:val="22"/>
         </w:rPr>
         <w:t>---</w:t>
       </w:r>
@@ -2359,7 +2157,6 @@
       <w:r>
         <w:rPr>
           <w:rFonts w:ascii="Microsoft YaHei" w:hAnsi="Microsoft YaHei" w:eastAsia="Microsoft YaHei"/>
-          <w:sz w:val="22"/>
         </w:rPr>
         <w:t>这个表看描述统计。</w:t>
       </w:r>
@@ -2369,7 +2166,6 @@
       <w:r>
         <w:rPr>
           <w:rFonts w:ascii="Microsoft YaHei" w:hAnsi="Microsoft YaHei" w:eastAsia="Microsoft YaHei"/>
-          <w:sz w:val="22"/>
         </w:rPr>
         <w:t>重点看：</w:t>
       </w:r>
@@ -2382,7 +2178,6 @@
       <w:r>
         <w:rPr>
           <w:rFonts w:ascii="Microsoft YaHei" w:hAnsi="Microsoft YaHei" w:eastAsia="Microsoft YaHei"/>
-          <w:sz w:val="22"/>
         </w:rPr>
         <w:t>N：各组例数。</w:t>
       </w:r>
@@ -2394,7 +2189,6 @@
       <w:r>
         <w:rPr>
           <w:rFonts w:ascii="Microsoft YaHei" w:hAnsi="Microsoft YaHei" w:eastAsia="Microsoft YaHei"/>
-          <w:sz w:val="22"/>
         </w:rPr>
         <w:t>Mean：各组均数。</w:t>
       </w:r>
@@ -2406,7 +2200,6 @@
       <w:r>
         <w:rPr>
           <w:rFonts w:ascii="Microsoft YaHei" w:hAnsi="Microsoft YaHei" w:eastAsia="Microsoft YaHei"/>
-          <w:sz w:val="22"/>
         </w:rPr>
         <w:t>Std. Deviation：各组标准差。</w:t>
       </w:r>
@@ -2418,7 +2211,6 @@
       <w:r>
         <w:rPr>
           <w:rFonts w:ascii="Microsoft YaHei" w:hAnsi="Microsoft YaHei" w:eastAsia="Microsoft YaHei"/>
-          <w:sz w:val="22"/>
         </w:rPr>
         <w:t>95% Confidence Interval：各组均数可信区间。</w:t>
       </w:r>
@@ -2428,7 +2220,6 @@
       <w:r>
         <w:rPr>
           <w:rFonts w:ascii="Microsoft YaHei" w:hAnsi="Microsoft YaHei" w:eastAsia="Microsoft YaHei"/>
-          <w:sz w:val="22"/>
         </w:rPr>
         <w:t>作用：</w:t>
       </w:r>
@@ -2438,9 +2229,8 @@
       <w:r>
         <w:rPr>
           <w:rFonts w:ascii="Microsoft YaHei" w:hAnsi="Microsoft YaHei" w:eastAsia="Microsoft YaHei"/>
-          <w:sz w:val="22"/>
-        </w:rPr>
-        <w:t>&gt; 先了解各组大致水平，但不能只凭均数大小判断是否有统计学意义。</w:t>
+        </w:rPr>
+        <w:t>先了解各组大致水平，但不能只凭均数大小判断是否有统计学意义。</w:t>
       </w:r>
     </w:p>
     <w:p/>
@@ -2448,7 +2238,6 @@
       <w:r>
         <w:rPr>
           <w:rFonts w:ascii="Microsoft YaHei" w:hAnsi="Microsoft YaHei" w:eastAsia="Microsoft YaHei"/>
-          <w:sz w:val="22"/>
         </w:rPr>
         <w:t>---</w:t>
       </w:r>
@@ -2467,7 +2256,6 @@
       <w:r>
         <w:rPr>
           <w:rFonts w:ascii="Microsoft YaHei" w:hAnsi="Microsoft YaHei" w:eastAsia="Microsoft YaHei"/>
-          <w:sz w:val="22"/>
         </w:rPr>
         <w:t>这个表看方差齐性。</w:t>
       </w:r>
@@ -2477,7 +2265,6 @@
       <w:r>
         <w:rPr>
           <w:rFonts w:ascii="Microsoft YaHei" w:hAnsi="Microsoft YaHei" w:eastAsia="Microsoft YaHei"/>
-          <w:sz w:val="22"/>
         </w:rPr>
         <w:t>重点看：</w:t>
       </w:r>
@@ -2487,9 +2274,8 @@
       <w:r>
         <w:rPr>
           <w:rFonts w:ascii="Microsoft YaHei" w:hAnsi="Microsoft YaHei" w:eastAsia="Microsoft YaHei"/>
-          <w:sz w:val="22"/>
-        </w:rPr>
-        <w:t>&gt; Sig.</w:t>
+        </w:rPr>
+        <w:t>Sig.</w:t>
       </w:r>
     </w:p>
     <w:p/>
@@ -2497,7 +2283,6 @@
       <w:r>
         <w:rPr>
           <w:rFonts w:ascii="Microsoft YaHei" w:hAnsi="Microsoft YaHei" w:eastAsia="Microsoft YaHei"/>
-          <w:sz w:val="22"/>
         </w:rPr>
         <w:t>判断：</w:t>
       </w:r>
@@ -2510,7 +2295,6 @@
       <w:r>
         <w:rPr>
           <w:rFonts w:ascii="Microsoft YaHei" w:hAnsi="Microsoft YaHei" w:eastAsia="Microsoft YaHei"/>
-          <w:sz w:val="22"/>
         </w:rPr>
         <w:t>Sig. &gt;= 0.05：方差齐性没有明显问题。</w:t>
       </w:r>
@@ -2522,7 +2306,6 @@
       <w:r>
         <w:rPr>
           <w:rFonts w:ascii="Microsoft YaHei" w:hAnsi="Microsoft YaHei" w:eastAsia="Microsoft YaHei"/>
-          <w:sz w:val="22"/>
         </w:rPr>
         <w:t>Sig. &lt; 0.05：提示方差不齐。</w:t>
       </w:r>
@@ -2532,7 +2315,6 @@
       <w:r>
         <w:rPr>
           <w:rFonts w:ascii="Microsoft YaHei" w:hAnsi="Microsoft YaHei" w:eastAsia="Microsoft YaHei"/>
-          <w:sz w:val="22"/>
         </w:rPr>
         <w:t>注意：</w:t>
       </w:r>
@@ -2542,7 +2324,6 @@
       <w:r>
         <w:rPr>
           <w:rFonts w:ascii="Microsoft YaHei" w:hAnsi="Microsoft YaHei" w:eastAsia="Microsoft YaHei"/>
-          <w:sz w:val="22"/>
         </w:rPr>
         <w:t>方差齐性表不是最终结论表。</w:t>
       </w:r>
@@ -2551,7 +2332,6 @@
       <w:r>
         <w:rPr>
           <w:rFonts w:ascii="Microsoft YaHei" w:hAnsi="Microsoft YaHei" w:eastAsia="Microsoft YaHei"/>
-          <w:sz w:val="22"/>
         </w:rPr>
         <w:t>真正判断多个均数是否不同，要看 ANOVA 表。</w:t>
       </w:r>
@@ -2561,7 +2341,6 @@
       <w:r>
         <w:rPr>
           <w:rFonts w:ascii="Microsoft YaHei" w:hAnsi="Microsoft YaHei" w:eastAsia="Microsoft YaHei"/>
-          <w:sz w:val="22"/>
         </w:rPr>
         <w:t>---</w:t>
       </w:r>
@@ -2580,7 +2359,6 @@
       <w:r>
         <w:rPr>
           <w:rFonts w:ascii="Microsoft YaHei" w:hAnsi="Microsoft YaHei" w:eastAsia="Microsoft YaHei"/>
-          <w:sz w:val="22"/>
         </w:rPr>
         <w:t>这是最核心的结果表。</w:t>
       </w:r>
@@ -2590,7 +2368,6 @@
       <w:r>
         <w:rPr>
           <w:rFonts w:ascii="Microsoft YaHei" w:hAnsi="Microsoft YaHei" w:eastAsia="Microsoft YaHei"/>
-          <w:sz w:val="22"/>
         </w:rPr>
         <w:t>重点看：</w:t>
       </w:r>
@@ -2603,7 +2380,6 @@
       <w:r>
         <w:rPr>
           <w:rFonts w:ascii="Microsoft YaHei" w:hAnsi="Microsoft YaHei" w:eastAsia="Microsoft YaHei"/>
-          <w:sz w:val="22"/>
         </w:rPr>
         <w:t>Between Groups：组间。</w:t>
       </w:r>
@@ -2615,7 +2391,6 @@
       <w:r>
         <w:rPr>
           <w:rFonts w:ascii="Microsoft YaHei" w:hAnsi="Microsoft YaHei" w:eastAsia="Microsoft YaHei"/>
-          <w:sz w:val="22"/>
         </w:rPr>
         <w:t>Within Groups：组内，也就是误差。</w:t>
       </w:r>
@@ -2627,7 +2402,6 @@
       <w:r>
         <w:rPr>
           <w:rFonts w:ascii="Microsoft YaHei" w:hAnsi="Microsoft YaHei" w:eastAsia="Microsoft YaHei"/>
-          <w:sz w:val="22"/>
         </w:rPr>
         <w:t>F：检验统计量。</w:t>
       </w:r>
@@ -2639,7 +2413,6 @@
       <w:r>
         <w:rPr>
           <w:rFonts w:ascii="Microsoft YaHei" w:hAnsi="Microsoft YaHei" w:eastAsia="Microsoft YaHei"/>
-          <w:sz w:val="22"/>
         </w:rPr>
         <w:t>Sig.：P 值。</w:t>
       </w:r>
@@ -2649,7 +2422,6 @@
       <w:r>
         <w:rPr>
           <w:rFonts w:ascii="Microsoft YaHei" w:hAnsi="Microsoft YaHei" w:eastAsia="Microsoft YaHei"/>
-          <w:sz w:val="22"/>
         </w:rPr>
         <w:t>判断：</w:t>
       </w:r>
@@ -2662,7 +2434,6 @@
       <w:r>
         <w:rPr>
           <w:rFonts w:ascii="Microsoft YaHei" w:hAnsi="Microsoft YaHei" w:eastAsia="Microsoft YaHei"/>
-          <w:sz w:val="22"/>
         </w:rPr>
         <w:t>Sig. &lt; 0.05：多个总体均数不全相同。</w:t>
       </w:r>
@@ -2674,7 +2445,6 @@
       <w:r>
         <w:rPr>
           <w:rFonts w:ascii="Microsoft YaHei" w:hAnsi="Microsoft YaHei" w:eastAsia="Microsoft YaHei"/>
-          <w:sz w:val="22"/>
         </w:rPr>
         <w:t>Sig. &gt;= 0.05：尚不能认为多个总体均数不同。</w:t>
       </w:r>
@@ -2684,7 +2454,6 @@
       <w:r>
         <w:rPr>
           <w:rFonts w:ascii="Microsoft YaHei" w:hAnsi="Microsoft YaHei" w:eastAsia="Microsoft YaHei"/>
-          <w:sz w:val="22"/>
         </w:rPr>
         <w:t>---</w:t>
       </w:r>
@@ -2703,7 +2472,6 @@
       <w:r>
         <w:rPr>
           <w:rFonts w:ascii="Microsoft YaHei" w:hAnsi="Microsoft YaHei" w:eastAsia="Microsoft YaHei"/>
-          <w:sz w:val="22"/>
         </w:rPr>
         <w:t>今天至少保存一张输出截图：</w:t>
       </w:r>
@@ -2713,7 +2481,6 @@
       <w:r>
         <w:rPr>
           <w:rFonts w:ascii="Microsoft YaHei" w:hAnsi="Microsoft YaHei" w:eastAsia="Microsoft YaHei"/>
-          <w:sz w:val="22"/>
         </w:rPr>
         <w:t>`D:\医学统计学期末冲刺复习包\04_SPSS操作\SPSS截图\0601_单因素方差分析_例04-02_ANOVA输出.png`</w:t>
       </w:r>
@@ -2723,7 +2490,6 @@
       <w:r>
         <w:rPr>
           <w:rFonts w:ascii="Microsoft YaHei" w:hAnsi="Microsoft YaHei" w:eastAsia="Microsoft YaHei"/>
-          <w:sz w:val="22"/>
         </w:rPr>
         <w:t>建议多保存一张变量视图截图：</w:t>
       </w:r>
@@ -2733,7 +2499,6 @@
       <w:r>
         <w:rPr>
           <w:rFonts w:ascii="Microsoft YaHei" w:hAnsi="Microsoft YaHei" w:eastAsia="Microsoft YaHei"/>
-          <w:sz w:val="22"/>
         </w:rPr>
         <w:t>`D:\医学统计学期末冲刺复习包\04_SPSS操作\SPSS截图\0601_单因素方差分析_例04-02_变量视图.png`</w:t>
       </w:r>
@@ -2743,7 +2508,6 @@
       <w:r>
         <w:rPr>
           <w:rFonts w:ascii="Microsoft YaHei" w:hAnsi="Microsoft YaHei" w:eastAsia="Microsoft YaHei"/>
-          <w:sz w:val="22"/>
         </w:rPr>
         <w:t>截图中最好能看到：</w:t>
       </w:r>
@@ -2756,7 +2520,6 @@
       <w:r>
         <w:rPr>
           <w:rFonts w:ascii="Microsoft YaHei" w:hAnsi="Microsoft YaHei" w:eastAsia="Microsoft YaHei"/>
-          <w:sz w:val="22"/>
         </w:rPr>
         <w:t>方差齐性检验表。</w:t>
       </w:r>
@@ -2768,7 +2531,6 @@
       <w:r>
         <w:rPr>
           <w:rFonts w:ascii="Microsoft YaHei" w:hAnsi="Microsoft YaHei" w:eastAsia="Microsoft YaHei"/>
-          <w:sz w:val="22"/>
         </w:rPr>
         <w:t>ANOVA 表。</w:t>
       </w:r>
@@ -2780,7 +2542,6 @@
       <w:r>
         <w:rPr>
           <w:rFonts w:ascii="Microsoft YaHei" w:hAnsi="Microsoft YaHei" w:eastAsia="Microsoft YaHei"/>
-          <w:sz w:val="22"/>
         </w:rPr>
         <w:t>F 值和 Sig.。</w:t>
       </w:r>
@@ -2790,7 +2551,6 @@
       <w:r>
         <w:rPr>
           <w:rFonts w:ascii="Microsoft YaHei" w:hAnsi="Microsoft YaHei" w:eastAsia="Microsoft YaHei"/>
-          <w:sz w:val="22"/>
         </w:rPr>
         <w:t>---</w:t>
       </w:r>
@@ -2818,7 +2578,6 @@
       <w:r>
         <w:rPr>
           <w:rFonts w:ascii="Microsoft YaHei" w:hAnsi="Microsoft YaHei" w:eastAsia="Microsoft YaHei"/>
-          <w:sz w:val="22"/>
         </w:rPr>
         <w:t>必须背：</w:t>
       </w:r>
@@ -2828,9 +2587,8 @@
       <w:r>
         <w:rPr>
           <w:rFonts w:ascii="Microsoft YaHei" w:hAnsi="Microsoft YaHei" w:eastAsia="Microsoft YaHei"/>
-          <w:sz w:val="22"/>
-        </w:rPr>
-        <w:t>&gt; SS总 = SS组间 + SS组内</w:t>
+        </w:rPr>
+        <w:t>SS总 = SS组间 + SS组内</w:t>
       </w:r>
     </w:p>
     <w:p/>
@@ -2838,7 +2596,6 @@
       <w:r>
         <w:rPr>
           <w:rFonts w:ascii="Microsoft YaHei" w:hAnsi="Microsoft YaHei" w:eastAsia="Microsoft YaHei"/>
-          <w:sz w:val="22"/>
         </w:rPr>
         <w:t>不要背错成：</w:t>
       </w:r>
@@ -2848,9 +2605,8 @@
       <w:r>
         <w:rPr>
           <w:rFonts w:ascii="Microsoft YaHei" w:hAnsi="Microsoft YaHei" w:eastAsia="Microsoft YaHei"/>
-          <w:sz w:val="22"/>
-        </w:rPr>
-        <w:t>&gt; MS总 = MS组间 + MS组内</w:t>
+        </w:rPr>
+        <w:t>MS总 = MS组间 + MS组内</w:t>
       </w:r>
     </w:p>
     <w:p/>
@@ -2858,7 +2614,6 @@
       <w:r>
         <w:rPr>
           <w:rFonts w:ascii="Microsoft YaHei" w:hAnsi="Microsoft YaHei" w:eastAsia="Microsoft YaHei"/>
-          <w:sz w:val="22"/>
         </w:rPr>
         <w:t>MS 是均方，已经除以自由度，不能这样直接相加。</w:t>
       </w:r>
@@ -2868,7 +2623,6 @@
       <w:r>
         <w:rPr>
           <w:rFonts w:ascii="Microsoft YaHei" w:hAnsi="Microsoft YaHei" w:eastAsia="Microsoft YaHei"/>
-          <w:sz w:val="22"/>
         </w:rPr>
         <w:t>---</w:t>
       </w:r>
@@ -2887,7 +2641,6 @@
       <w:r>
         <w:rPr>
           <w:rFonts w:ascii="Microsoft YaHei" w:hAnsi="Microsoft YaHei" w:eastAsia="Microsoft YaHei"/>
-          <w:sz w:val="22"/>
         </w:rPr>
         <w:t>完全随机设计资料方差分析中：</w:t>
       </w:r>
@@ -2897,9 +2650,8 @@
       <w:r>
         <w:rPr>
           <w:rFonts w:ascii="Microsoft YaHei" w:hAnsi="Microsoft YaHei" w:eastAsia="Microsoft YaHei"/>
-          <w:sz w:val="22"/>
-        </w:rPr>
-        <w:t>&gt; MS组内 = MS误差</w:t>
+        </w:rPr>
+        <w:t>MS组内 = MS误差</w:t>
       </w:r>
     </w:p>
     <w:p/>
@@ -2907,7 +2659,6 @@
       <w:r>
         <w:rPr>
           <w:rFonts w:ascii="Microsoft YaHei" w:hAnsi="Microsoft YaHei" w:eastAsia="Microsoft YaHei"/>
-          <w:sz w:val="22"/>
         </w:rPr>
         <w:t>组内变异主要反映随机误差。</w:t>
       </w:r>
@@ -2917,7 +2668,6 @@
       <w:r>
         <w:rPr>
           <w:rFonts w:ascii="Microsoft YaHei" w:hAnsi="Microsoft YaHei" w:eastAsia="Microsoft YaHei"/>
-          <w:sz w:val="22"/>
         </w:rPr>
         <w:t>---</w:t>
       </w:r>
@@ -2936,7 +2686,6 @@
       <w:r>
         <w:rPr>
           <w:rFonts w:ascii="Microsoft YaHei" w:hAnsi="Microsoft YaHei" w:eastAsia="Microsoft YaHei"/>
-          <w:sz w:val="22"/>
         </w:rPr>
         <w:t>两组资料时：</w:t>
       </w:r>
@@ -2946,9 +2695,8 @@
       <w:r>
         <w:rPr>
           <w:rFonts w:ascii="Microsoft YaHei" w:hAnsi="Microsoft YaHei" w:eastAsia="Microsoft YaHei"/>
-          <w:sz w:val="22"/>
-        </w:rPr>
-        <w:t>&gt; F = t²</w:t>
+        </w:rPr>
+        <w:t>F = t²</w:t>
       </w:r>
     </w:p>
     <w:p/>
@@ -2956,7 +2704,6 @@
       <w:r>
         <w:rPr>
           <w:rFonts w:ascii="Microsoft YaHei" w:hAnsi="Microsoft YaHei" w:eastAsia="Microsoft YaHei"/>
-          <w:sz w:val="22"/>
         </w:rPr>
         <w:t>所以方差分析与 t 检验等价。</w:t>
       </w:r>
@@ -2966,7 +2713,6 @@
       <w:r>
         <w:rPr>
           <w:rFonts w:ascii="Microsoft YaHei" w:hAnsi="Microsoft YaHei" w:eastAsia="Microsoft YaHei"/>
-          <w:sz w:val="22"/>
         </w:rPr>
         <w:t>---</w:t>
       </w:r>
@@ -2985,7 +2731,6 @@
       <w:r>
         <w:rPr>
           <w:rFonts w:ascii="Microsoft YaHei" w:hAnsi="Microsoft YaHei" w:eastAsia="Microsoft YaHei"/>
-          <w:sz w:val="22"/>
         </w:rPr>
         <w:t>方差分析 P&lt;0.05，只能说：</w:t>
       </w:r>
@@ -2995,9 +2740,8 @@
       <w:r>
         <w:rPr>
           <w:rFonts w:ascii="Microsoft YaHei" w:hAnsi="Microsoft YaHei" w:eastAsia="Microsoft YaHei"/>
-          <w:sz w:val="22"/>
-        </w:rPr>
-        <w:t>&gt; 多个总体均数不全相同。</w:t>
+        </w:rPr>
+        <w:t>多个总体均数不全相同。</w:t>
       </w:r>
     </w:p>
     <w:p/>
@@ -3005,7 +2749,6 @@
       <w:r>
         <w:rPr>
           <w:rFonts w:ascii="Microsoft YaHei" w:hAnsi="Microsoft YaHei" w:eastAsia="Microsoft YaHei"/>
-          <w:sz w:val="22"/>
         </w:rPr>
         <w:t>不能说：</w:t>
       </w:r>
@@ -3018,7 +2761,6 @@
       <w:r>
         <w:rPr>
           <w:rFonts w:ascii="Microsoft YaHei" w:hAnsi="Microsoft YaHei" w:eastAsia="Microsoft YaHei"/>
-          <w:sz w:val="22"/>
         </w:rPr>
         <w:t>各总体均数都不相同。</w:t>
       </w:r>
@@ -3030,7 +2772,6 @@
       <w:r>
         <w:rPr>
           <w:rFonts w:ascii="Microsoft YaHei" w:hAnsi="Microsoft YaHei" w:eastAsia="Microsoft YaHei"/>
-          <w:sz w:val="22"/>
         </w:rPr>
         <w:t>各样本均数都不相同。</w:t>
       </w:r>
@@ -3042,7 +2783,6 @@
       <w:r>
         <w:rPr>
           <w:rFonts w:ascii="Microsoft YaHei" w:hAnsi="Microsoft YaHei" w:eastAsia="Microsoft YaHei"/>
-          <w:sz w:val="22"/>
         </w:rPr>
         <w:t>具体哪两组不同。</w:t>
       </w:r>
@@ -3052,7 +2792,6 @@
       <w:r>
         <w:rPr>
           <w:rFonts w:ascii="Microsoft YaHei" w:hAnsi="Microsoft YaHei" w:eastAsia="Microsoft YaHei"/>
-          <w:sz w:val="22"/>
         </w:rPr>
         <w:t>---</w:t>
       </w:r>
@@ -3071,7 +2810,6 @@
       <w:r>
         <w:rPr>
           <w:rFonts w:ascii="Microsoft YaHei" w:hAnsi="Microsoft YaHei" w:eastAsia="Microsoft YaHei"/>
-          <w:sz w:val="22"/>
         </w:rPr>
         <w:t>方差齐性指：</w:t>
       </w:r>
@@ -3081,9 +2819,8 @@
       <w:r>
         <w:rPr>
           <w:rFonts w:ascii="Microsoft YaHei" w:hAnsi="Microsoft YaHei" w:eastAsia="Microsoft YaHei"/>
-          <w:sz w:val="22"/>
-        </w:rPr>
-        <w:t>&gt; 各比较组的总体方差相等。</w:t>
+        </w:rPr>
+        <w:t>各比较组的总体方差相等。</w:t>
       </w:r>
     </w:p>
     <w:p/>
@@ -3091,7 +2828,6 @@
       <w:r>
         <w:rPr>
           <w:rFonts w:ascii="Microsoft YaHei" w:hAnsi="Microsoft YaHei" w:eastAsia="Microsoft YaHei"/>
-          <w:sz w:val="22"/>
         </w:rPr>
         <w:t>如果方差齐性检验 P&lt;α：</w:t>
       </w:r>
@@ -3101,9 +2837,8 @@
       <w:r>
         <w:rPr>
           <w:rFonts w:ascii="Microsoft YaHei" w:hAnsi="Microsoft YaHei" w:eastAsia="Microsoft YaHei"/>
-          <w:sz w:val="22"/>
-        </w:rPr>
-        <w:t>&gt; 可认为各总体方差不等或不全相等。</w:t>
+        </w:rPr>
+        <w:t>可认为各总体方差不等或不全相等。</w:t>
       </w:r>
     </w:p>
     <w:p/>
@@ -3111,7 +2846,6 @@
       <w:r>
         <w:rPr>
           <w:rFonts w:ascii="Microsoft YaHei" w:hAnsi="Microsoft YaHei" w:eastAsia="Microsoft YaHei"/>
-          <w:sz w:val="22"/>
         </w:rPr>
         <w:t>---</w:t>
       </w:r>
@@ -3130,7 +2864,6 @@
       <w:r>
         <w:rPr>
           <w:rFonts w:ascii="Microsoft YaHei" w:hAnsi="Microsoft YaHei" w:eastAsia="Microsoft YaHei"/>
-          <w:sz w:val="22"/>
         </w:rPr>
         <w:t>多个样本均数比较如果反复做两两 t 检验：</w:t>
       </w:r>
@@ -3140,9 +2873,8 @@
       <w:r>
         <w:rPr>
           <w:rFonts w:ascii="Microsoft YaHei" w:hAnsi="Microsoft YaHei" w:eastAsia="Microsoft YaHei"/>
-          <w:sz w:val="22"/>
-        </w:rPr>
-        <w:t>&gt; 会增大犯 I 类错误的概率。</w:t>
+        </w:rPr>
+        <w:t>会增大犯 I 类错误的概率。</w:t>
       </w:r>
     </w:p>
     <w:p/>
@@ -3150,7 +2882,6 @@
       <w:r>
         <w:rPr>
           <w:rFonts w:ascii="Microsoft YaHei" w:hAnsi="Microsoft YaHei" w:eastAsia="Microsoft YaHei"/>
-          <w:sz w:val="22"/>
         </w:rPr>
         <w:t>---</w:t>
       </w:r>
@@ -3169,7 +2900,6 @@
       <w:r>
         <w:rPr>
           <w:rFonts w:ascii="Microsoft YaHei" w:hAnsi="Microsoft YaHei" w:eastAsia="Microsoft YaHei"/>
-          <w:sz w:val="22"/>
         </w:rPr>
         <w:t>同一配伍组内要求：</w:t>
       </w:r>
@@ -3179,9 +2909,8 @@
       <w:r>
         <w:rPr>
           <w:rFonts w:ascii="Microsoft YaHei" w:hAnsi="Microsoft YaHei" w:eastAsia="Microsoft YaHei"/>
-          <w:sz w:val="22"/>
-        </w:rPr>
-        <w:t>&gt; 非处理因素相同或相近。</w:t>
+        </w:rPr>
+        <w:t>非处理因素相同或相近。</w:t>
       </w:r>
     </w:p>
     <w:p/>
@@ -3189,7 +2918,6 @@
       <w:r>
         <w:rPr>
           <w:rFonts w:ascii="Microsoft YaHei" w:hAnsi="Microsoft YaHei" w:eastAsia="Microsoft YaHei"/>
-          <w:sz w:val="22"/>
         </w:rPr>
         <w:t>随机区组设计比完全随机设计可以：</w:t>
       </w:r>
@@ -3202,7 +2930,6 @@
       <w:r>
         <w:rPr>
           <w:rFonts w:ascii="Microsoft YaHei" w:hAnsi="Microsoft YaHei" w:eastAsia="Microsoft YaHei"/>
-          <w:sz w:val="22"/>
         </w:rPr>
         <w:t>减小误差变异。</w:t>
       </w:r>
@@ -3214,7 +2941,6 @@
       <w:r>
         <w:rPr>
           <w:rFonts w:ascii="Microsoft YaHei" w:hAnsi="Microsoft YaHei" w:eastAsia="Microsoft YaHei"/>
-          <w:sz w:val="22"/>
         </w:rPr>
         <w:t>提高检验效能。</w:t>
       </w:r>
@@ -3224,7 +2950,6 @@
       <w:r>
         <w:rPr>
           <w:rFonts w:ascii="Microsoft YaHei" w:hAnsi="Microsoft YaHei" w:eastAsia="Microsoft YaHei"/>
-          <w:sz w:val="22"/>
         </w:rPr>
         <w:t>但它不一定更方便，通常更复杂。</w:t>
       </w:r>
@@ -3234,7 +2959,6 @@
       <w:r>
         <w:rPr>
           <w:rFonts w:ascii="Microsoft YaHei" w:hAnsi="Microsoft YaHei" w:eastAsia="Microsoft YaHei"/>
-          <w:sz w:val="22"/>
         </w:rPr>
         <w:t>---</w:t>
       </w:r>
@@ -3253,7 +2977,6 @@
       <w:r>
         <w:rPr>
           <w:rFonts w:ascii="Microsoft YaHei" w:hAnsi="Microsoft YaHei" w:eastAsia="Microsoft YaHei"/>
-          <w:sz w:val="22"/>
         </w:rPr>
         <w:t>拉丁方设计：</w:t>
       </w:r>
@@ -3266,7 +2989,6 @@
       <w:r>
         <w:rPr>
           <w:rFonts w:ascii="Microsoft YaHei" w:hAnsi="Microsoft YaHei" w:eastAsia="Microsoft YaHei"/>
-          <w:sz w:val="22"/>
         </w:rPr>
         <w:t>控制两个非研究因素。</w:t>
       </w:r>
@@ -3278,7 +3000,6 @@
       <w:r>
         <w:rPr>
           <w:rFonts w:ascii="Microsoft YaHei" w:hAnsi="Microsoft YaHei" w:eastAsia="Microsoft YaHei"/>
-          <w:sz w:val="22"/>
         </w:rPr>
         <w:t>研究因素只有一个。</w:t>
       </w:r>
@@ -3288,7 +3009,6 @@
       <w:r>
         <w:rPr>
           <w:rFonts w:ascii="Microsoft YaHei" w:hAnsi="Microsoft YaHei" w:eastAsia="Microsoft YaHei"/>
-          <w:sz w:val="22"/>
         </w:rPr>
         <w:t>交叉设计：</w:t>
       </w:r>
@@ -3301,7 +3021,6 @@
       <w:r>
         <w:rPr>
           <w:rFonts w:ascii="Microsoft YaHei" w:hAnsi="Microsoft YaHei" w:eastAsia="Microsoft YaHei"/>
-          <w:sz w:val="22"/>
         </w:rPr>
         <w:t>同一对象不同阶段接受不同处理。</w:t>
       </w:r>
@@ -3313,7 +3032,6 @@
       <w:r>
         <w:rPr>
           <w:rFonts w:ascii="Microsoft YaHei" w:hAnsi="Microsoft YaHei" w:eastAsia="Microsoft YaHei"/>
-          <w:sz w:val="22"/>
         </w:rPr>
         <w:t>阶段间要有洗脱期。</w:t>
       </w:r>
@@ -3325,7 +3043,6 @@
       <w:r>
         <w:rPr>
           <w:rFonts w:ascii="Microsoft YaHei" w:hAnsi="Microsoft YaHei" w:eastAsia="Microsoft YaHei"/>
-          <w:sz w:val="22"/>
         </w:rPr>
         <w:t>适合慢性、稳定、可反复观察的情况。</w:t>
       </w:r>
@@ -3337,7 +3054,6 @@
       <w:r>
         <w:rPr>
           <w:rFonts w:ascii="Microsoft YaHei" w:hAnsi="Microsoft YaHei" w:eastAsia="Microsoft YaHei"/>
-          <w:sz w:val="22"/>
         </w:rPr>
         <w:t>研究目的主要是比较处理效应，不是研究个体差异。</w:t>
       </w:r>
@@ -3347,7 +3063,6 @@
       <w:r>
         <w:rPr>
           <w:rFonts w:ascii="Microsoft YaHei" w:hAnsi="Microsoft YaHei" w:eastAsia="Microsoft YaHei"/>
-          <w:sz w:val="22"/>
         </w:rPr>
         <w:t>---</w:t>
       </w:r>
@@ -3366,90 +3081,72 @@
       <w:r>
         <w:rPr>
           <w:rFonts w:ascii="Microsoft YaHei" w:hAnsi="Microsoft YaHei" w:eastAsia="Microsoft YaHei"/>
-          <w:sz w:val="22"/>
-        </w:rPr>
-        <w:t>| 题目场景 | 首选方法 |</w:t>
-      </w:r>
-    </w:p>
-    <w:p>
-      <w:r>
-        <w:rPr>
-          <w:rFonts w:ascii="Microsoft YaHei" w:hAnsi="Microsoft YaHei" w:eastAsia="Microsoft YaHei"/>
-          <w:sz w:val="22"/>
-        </w:rPr>
-        <w:t>|---|---|</w:t>
-      </w:r>
-    </w:p>
-    <w:p>
-      <w:r>
-        <w:rPr>
-          <w:rFonts w:ascii="Microsoft YaHei" w:hAnsi="Microsoft YaHei" w:eastAsia="Microsoft YaHei"/>
-          <w:sz w:val="22"/>
-        </w:rPr>
-        <w:t>| 一个样本均数和已知值比较 | 单样本 t 检验 |</w:t>
-      </w:r>
-    </w:p>
-    <w:p>
-      <w:r>
-        <w:rPr>
-          <w:rFonts w:ascii="Microsoft YaHei" w:hAnsi="Microsoft YaHei" w:eastAsia="Microsoft YaHei"/>
-          <w:sz w:val="22"/>
-        </w:rPr>
-        <w:t>| 同一批人治疗前后比较 | 配对 t 检验 |</w:t>
-      </w:r>
-    </w:p>
-    <w:p>
-      <w:r>
-        <w:rPr>
-          <w:rFonts w:ascii="Microsoft YaHei" w:hAnsi="Microsoft YaHei" w:eastAsia="Microsoft YaHei"/>
-          <w:sz w:val="22"/>
-        </w:rPr>
-        <w:t>| 两个独立组均数比较 | 独立样本 t 检验 |</w:t>
-      </w:r>
-    </w:p>
-    <w:p>
-      <w:r>
-        <w:rPr>
-          <w:rFonts w:ascii="Microsoft YaHei" w:hAnsi="Microsoft YaHei" w:eastAsia="Microsoft YaHei"/>
-          <w:sz w:val="22"/>
-        </w:rPr>
-        <w:t>| 三组及以上独立组均数比较 | 单因素方差分析 |</w:t>
-      </w:r>
-    </w:p>
-    <w:p>
-      <w:r>
-        <w:rPr>
-          <w:rFonts w:ascii="Microsoft YaHei" w:hAnsi="Microsoft YaHei" w:eastAsia="Microsoft YaHei"/>
-          <w:sz w:val="22"/>
-        </w:rPr>
-        <w:t>| 三组及以上但不满足正态或方差齐 | Kruskal-Wallis H 检验 |</w:t>
-      </w:r>
-    </w:p>
-    <w:p>
-      <w:r>
-        <w:rPr>
-          <w:rFonts w:ascii="Microsoft YaHei" w:hAnsi="Microsoft YaHei" w:eastAsia="Microsoft YaHei"/>
-          <w:sz w:val="22"/>
-        </w:rPr>
-        <w:t>| 两个分类变量关系 | χ²检验 |</w:t>
-      </w:r>
-    </w:p>
-    <w:p>
-      <w:r>
-        <w:rPr>
-          <w:rFonts w:ascii="Microsoft YaHei" w:hAnsi="Microsoft YaHei" w:eastAsia="Microsoft YaHei"/>
-          <w:sz w:val="22"/>
-        </w:rPr>
-        <w:t>| 两个计量变量关系 | 相关分析 |</w:t>
-      </w:r>
-    </w:p>
-    <w:p>
-      <w:r>
-        <w:rPr>
-          <w:rFonts w:ascii="Microsoft YaHei" w:hAnsi="Microsoft YaHei" w:eastAsia="Microsoft YaHei"/>
-          <w:sz w:val="22"/>
-        </w:rPr>
-        <w:t>| 用一个计量变量预测另一个计量变量 | 简单线性回归 |</w:t>
+        </w:rPr>
+        <w:t>题目场景 | 首选方法</w:t>
+      </w:r>
+    </w:p>
+    <w:p>
+      <w:r>
+        <w:rPr>
+          <w:rFonts w:ascii="Microsoft YaHei" w:hAnsi="Microsoft YaHei" w:eastAsia="Microsoft YaHei"/>
+        </w:rPr>
+        <w:t>一个样本均数和已知值比较 | 单样本 t 检验</w:t>
+      </w:r>
+    </w:p>
+    <w:p>
+      <w:r>
+        <w:rPr>
+          <w:rFonts w:ascii="Microsoft YaHei" w:hAnsi="Microsoft YaHei" w:eastAsia="Microsoft YaHei"/>
+        </w:rPr>
+        <w:t>同一批人治疗前后比较 | 配对 t 检验</w:t>
+      </w:r>
+    </w:p>
+    <w:p>
+      <w:r>
+        <w:rPr>
+          <w:rFonts w:ascii="Microsoft YaHei" w:hAnsi="Microsoft YaHei" w:eastAsia="Microsoft YaHei"/>
+        </w:rPr>
+        <w:t>两个独立组均数比较 | 独立样本 t 检验</w:t>
+      </w:r>
+    </w:p>
+    <w:p>
+      <w:r>
+        <w:rPr>
+          <w:rFonts w:ascii="Microsoft YaHei" w:hAnsi="Microsoft YaHei" w:eastAsia="Microsoft YaHei"/>
+        </w:rPr>
+        <w:t>三组及以上独立组均数比较 | 单因素方差分析</w:t>
+      </w:r>
+    </w:p>
+    <w:p>
+      <w:r>
+        <w:rPr>
+          <w:rFonts w:ascii="Microsoft YaHei" w:hAnsi="Microsoft YaHei" w:eastAsia="Microsoft YaHei"/>
+        </w:rPr>
+        <w:t>三组及以上但不满足正态或方差齐 | Kruskal-Wallis H 检验</w:t>
+      </w:r>
+    </w:p>
+    <w:p>
+      <w:r>
+        <w:rPr>
+          <w:rFonts w:ascii="Microsoft YaHei" w:hAnsi="Microsoft YaHei" w:eastAsia="Microsoft YaHei"/>
+        </w:rPr>
+        <w:t>两个分类变量关系 | χ²检验</w:t>
+      </w:r>
+    </w:p>
+    <w:p>
+      <w:r>
+        <w:rPr>
+          <w:rFonts w:ascii="Microsoft YaHei" w:hAnsi="Microsoft YaHei" w:eastAsia="Microsoft YaHei"/>
+        </w:rPr>
+        <w:t>两个计量变量关系 | 相关分析</w:t>
+      </w:r>
+    </w:p>
+    <w:p>
+      <w:r>
+        <w:rPr>
+          <w:rFonts w:ascii="Microsoft YaHei" w:hAnsi="Microsoft YaHei" w:eastAsia="Microsoft YaHei"/>
+        </w:rPr>
+        <w:t>用一个计量变量预测另一个计量变量 | 简单线性回归</w:t>
       </w:r>
     </w:p>
     <w:p/>
@@ -3457,7 +3154,6 @@
       <w:r>
         <w:rPr>
           <w:rFonts w:ascii="Microsoft YaHei" w:hAnsi="Microsoft YaHei" w:eastAsia="Microsoft YaHei"/>
-          <w:sz w:val="22"/>
         </w:rPr>
         <w:t>口诀：</w:t>
       </w:r>
@@ -3467,18 +3163,16 @@
       <w:r>
         <w:rPr>
           <w:rFonts w:ascii="Microsoft YaHei" w:hAnsi="Microsoft YaHei" w:eastAsia="Microsoft YaHei"/>
-          <w:sz w:val="22"/>
-        </w:rPr>
-        <w:t>&gt; 两组均数先想 t，三组均数想方差。</w:t>
-      </w:r>
-    </w:p>
-    <w:p>
-      <w:r>
-        <w:rPr>
-          <w:rFonts w:ascii="Microsoft YaHei" w:hAnsi="Microsoft YaHei" w:eastAsia="Microsoft YaHei"/>
-          <w:sz w:val="22"/>
-        </w:rPr>
-        <w:t>&gt; 分类变量想卡方，偏态等级想秩和。</w:t>
+        </w:rPr>
+        <w:t>两组均数先想 t，三组均数想方差。</w:t>
+      </w:r>
+    </w:p>
+    <w:p>
+      <w:r>
+        <w:rPr>
+          <w:rFonts w:ascii="Microsoft YaHei" w:hAnsi="Microsoft YaHei" w:eastAsia="Microsoft YaHei"/>
+        </w:rPr>
+        <w:t>分类变量想卡方，偏态等级想秩和。</w:t>
       </w:r>
     </w:p>
     <w:p/>
@@ -3486,7 +3180,6 @@
       <w:r>
         <w:rPr>
           <w:rFonts w:ascii="Microsoft YaHei" w:hAnsi="Microsoft YaHei" w:eastAsia="Microsoft YaHei"/>
-          <w:sz w:val="22"/>
         </w:rPr>
         <w:t>---</w:t>
       </w:r>
@@ -3505,7 +3198,6 @@
       <w:r>
         <w:rPr>
           <w:rFonts w:ascii="Microsoft YaHei" w:hAnsi="Microsoft YaHei" w:eastAsia="Microsoft YaHei"/>
-          <w:sz w:val="22"/>
         </w:rPr>
         <w:t>第 1-6 题：考完全随机设计的基本概念。</w:t>
       </w:r>
@@ -3518,7 +3210,6 @@
       <w:r>
         <w:rPr>
           <w:rFonts w:ascii="Microsoft YaHei" w:hAnsi="Microsoft YaHei" w:eastAsia="Microsoft YaHei"/>
-          <w:sz w:val="22"/>
         </w:rPr>
         <w:t>看到 SS 分解，选 `SS总 = SS组间 + SS组内`。</w:t>
       </w:r>
@@ -3530,7 +3221,6 @@
       <w:r>
         <w:rPr>
           <w:rFonts w:ascii="Microsoft YaHei" w:hAnsi="Microsoft YaHei" w:eastAsia="Microsoft YaHei"/>
-          <w:sz w:val="22"/>
         </w:rPr>
         <w:t>看到 MS组内，想到 `MS误差`。</w:t>
       </w:r>
@@ -3542,7 +3232,6 @@
       <w:r>
         <w:rPr>
           <w:rFonts w:ascii="Microsoft YaHei" w:hAnsi="Microsoft YaHei" w:eastAsia="Microsoft YaHei"/>
-          <w:sz w:val="22"/>
         </w:rPr>
         <w:t>看到两组时方差分析与 t 检验，想到 `F = t²`。</w:t>
       </w:r>
@@ -3554,7 +3243,6 @@
       <w:r>
         <w:rPr>
           <w:rFonts w:ascii="Microsoft YaHei" w:hAnsi="Microsoft YaHei" w:eastAsia="Microsoft YaHei"/>
-          <w:sz w:val="22"/>
         </w:rPr>
         <w:t>看到 F 值，记住它不会是负数，但可以小于 1。</w:t>
       </w:r>
@@ -3564,7 +3252,6 @@
       <w:r>
         <w:rPr>
           <w:rFonts w:ascii="Microsoft YaHei" w:hAnsi="Microsoft YaHei" w:eastAsia="Microsoft YaHei"/>
-          <w:sz w:val="22"/>
         </w:rPr>
         <w:t>第 7-11 题：考应用条件和结论解释。</w:t>
       </w:r>
@@ -3577,7 +3264,6 @@
       <w:r>
         <w:rPr>
           <w:rFonts w:ascii="Microsoft YaHei" w:hAnsi="Microsoft YaHei" w:eastAsia="Microsoft YaHei"/>
-          <w:sz w:val="22"/>
         </w:rPr>
         <w:t>方差齐性是总体方差齐，不是样本方差一定相等。</w:t>
       </w:r>
@@ -3589,7 +3275,6 @@
       <w:r>
         <w:rPr>
           <w:rFonts w:ascii="Microsoft YaHei" w:hAnsi="Microsoft YaHei" w:eastAsia="Microsoft YaHei"/>
-          <w:sz w:val="22"/>
         </w:rPr>
         <w:t>P&lt;0.05 的结论是总体均数不全相同。</w:t>
       </w:r>
@@ -3601,7 +3286,6 @@
       <w:r>
         <w:rPr>
           <w:rFonts w:ascii="Microsoft YaHei" w:hAnsi="Microsoft YaHei" w:eastAsia="Microsoft YaHei"/>
-          <w:sz w:val="22"/>
         </w:rPr>
         <w:t>多次 t 检验会增大 I 类错误。</w:t>
       </w:r>
@@ -3611,7 +3295,6 @@
       <w:r>
         <w:rPr>
           <w:rFonts w:ascii="Microsoft YaHei" w:hAnsi="Microsoft YaHei" w:eastAsia="Microsoft YaHei"/>
-          <w:sz w:val="22"/>
         </w:rPr>
         <w:t>第 12-18 题：考设计类型。</w:t>
       </w:r>
@@ -3624,7 +3307,6 @@
       <w:r>
         <w:rPr>
           <w:rFonts w:ascii="Microsoft YaHei" w:hAnsi="Microsoft YaHei" w:eastAsia="Microsoft YaHei"/>
-          <w:sz w:val="22"/>
         </w:rPr>
         <w:t>配对或配伍资料可联系随机区组设计。</w:t>
       </w:r>
@@ -3636,7 +3318,6 @@
       <w:r>
         <w:rPr>
           <w:rFonts w:ascii="Microsoft YaHei" w:hAnsi="Microsoft YaHei" w:eastAsia="Microsoft YaHei"/>
-          <w:sz w:val="22"/>
         </w:rPr>
         <w:t>配伍组内非处理因素应相同或相近。</w:t>
       </w:r>
@@ -3648,7 +3329,6 @@
       <w:r>
         <w:rPr>
           <w:rFonts w:ascii="Microsoft YaHei" w:hAnsi="Microsoft YaHei" w:eastAsia="Microsoft YaHei"/>
-          <w:sz w:val="22"/>
         </w:rPr>
         <w:t>随机区组设计能减小误差、提高效能，但实施不更方便。</w:t>
       </w:r>
@@ -3660,7 +3340,6 @@
       <w:r>
         <w:rPr>
           <w:rFonts w:ascii="Microsoft YaHei" w:hAnsi="Microsoft YaHei" w:eastAsia="Microsoft YaHei"/>
-          <w:sz w:val="22"/>
         </w:rPr>
         <w:t>拉丁方控制两个非研究因素。</w:t>
       </w:r>
@@ -3672,7 +3351,6 @@
       <w:r>
         <w:rPr>
           <w:rFonts w:ascii="Microsoft YaHei" w:hAnsi="Microsoft YaHei" w:eastAsia="Microsoft YaHei"/>
-          <w:sz w:val="22"/>
         </w:rPr>
         <w:t>交叉设计要有洗脱期，目的主要是比较处理效应。</w:t>
       </w:r>
@@ -3682,7 +3360,6 @@
       <w:r>
         <w:rPr>
           <w:rFonts w:ascii="Microsoft YaHei" w:hAnsi="Microsoft YaHei" w:eastAsia="Microsoft YaHei"/>
-          <w:sz w:val="22"/>
         </w:rPr>
         <w:t>---</w:t>
       </w:r>
@@ -3704,7 +3381,6 @@
       <w:r>
         <w:rPr>
           <w:rFonts w:ascii="Microsoft YaHei" w:hAnsi="Microsoft YaHei" w:eastAsia="Microsoft YaHei"/>
-          <w:sz w:val="22"/>
         </w:rPr>
         <w:t>方差分析用于比较三组及以上总体均数是否不全相同。</w:t>
       </w:r>
@@ -3716,7 +3392,6 @@
       <w:r>
         <w:rPr>
           <w:rFonts w:ascii="Microsoft YaHei" w:hAnsi="Microsoft YaHei" w:eastAsia="Microsoft YaHei"/>
-          <w:sz w:val="22"/>
         </w:rPr>
         <w:t>完全随机设计中，SS总 = SS组间 + SS组内。</w:t>
       </w:r>
@@ -3728,7 +3403,6 @@
       <w:r>
         <w:rPr>
           <w:rFonts w:ascii="Microsoft YaHei" w:hAnsi="Microsoft YaHei" w:eastAsia="Microsoft YaHei"/>
-          <w:sz w:val="22"/>
         </w:rPr>
         <w:t>MS组内 = MS误差。</w:t>
       </w:r>
@@ -3740,7 +3414,6 @@
       <w:r>
         <w:rPr>
           <w:rFonts w:ascii="Microsoft YaHei" w:hAnsi="Microsoft YaHei" w:eastAsia="Microsoft YaHei"/>
-          <w:sz w:val="22"/>
         </w:rPr>
         <w:t>F = MS组间 / MS组内。</w:t>
       </w:r>
@@ -3752,7 +3425,6 @@
       <w:r>
         <w:rPr>
           <w:rFonts w:ascii="Microsoft YaHei" w:hAnsi="Microsoft YaHei" w:eastAsia="Microsoft YaHei"/>
-          <w:sz w:val="22"/>
         </w:rPr>
         <w:t>F 值不会是负数，但可以小于 1。</w:t>
       </w:r>
@@ -3764,7 +3436,6 @@
       <w:r>
         <w:rPr>
           <w:rFonts w:ascii="Microsoft YaHei" w:hAnsi="Microsoft YaHei" w:eastAsia="Microsoft YaHei"/>
-          <w:sz w:val="22"/>
         </w:rPr>
         <w:t>组间均方包含处理因素作用和随机误差。</w:t>
       </w:r>
@@ -3776,7 +3447,6 @@
       <w:r>
         <w:rPr>
           <w:rFonts w:ascii="Microsoft YaHei" w:hAnsi="Microsoft YaHei" w:eastAsia="Microsoft YaHei"/>
-          <w:sz w:val="22"/>
         </w:rPr>
         <w:t>方差齐性指各比较组总体方差相等。</w:t>
       </w:r>
@@ -3788,7 +3458,6 @@
       <w:r>
         <w:rPr>
           <w:rFonts w:ascii="Microsoft YaHei" w:hAnsi="Microsoft YaHei" w:eastAsia="Microsoft YaHei"/>
-          <w:sz w:val="22"/>
         </w:rPr>
         <w:t>方差分析 P&lt;0.05，只能说多个总体均数不全相同。</w:t>
       </w:r>
@@ -3800,7 +3469,6 @@
       <w:r>
         <w:rPr>
           <w:rFonts w:ascii="Microsoft YaHei" w:hAnsi="Microsoft YaHei" w:eastAsia="Microsoft YaHei"/>
-          <w:sz w:val="22"/>
         </w:rPr>
         <w:t>P&lt;0.05 后才考虑两两比较。</w:t>
       </w:r>
@@ -3812,7 +3480,6 @@
       <w:r>
         <w:rPr>
           <w:rFonts w:ascii="Microsoft YaHei" w:hAnsi="Microsoft YaHei" w:eastAsia="Microsoft YaHei"/>
-          <w:sz w:val="22"/>
         </w:rPr>
         <w:t>多次做 t 检验会增大 I 类错误概率。</w:t>
       </w:r>
@@ -3824,7 +3491,6 @@
       <w:r>
         <w:rPr>
           <w:rFonts w:ascii="Microsoft YaHei" w:hAnsi="Microsoft YaHei" w:eastAsia="Microsoft YaHei"/>
-          <w:sz w:val="22"/>
         </w:rPr>
         <w:t>随机区组设计可减小误差变异，提高检验效能。</w:t>
       </w:r>
@@ -3836,7 +3502,6 @@
       <w:r>
         <w:rPr>
           <w:rFonts w:ascii="Microsoft YaHei" w:hAnsi="Microsoft YaHei" w:eastAsia="Microsoft YaHei"/>
-          <w:sz w:val="22"/>
         </w:rPr>
         <w:t>交叉设计阶段之间要安排洗脱期。</w:t>
       </w:r>
@@ -3846,7 +3511,6 @@
       <w:r>
         <w:rPr>
           <w:rFonts w:ascii="Microsoft YaHei" w:hAnsi="Microsoft YaHei" w:eastAsia="Microsoft YaHei"/>
-          <w:sz w:val="22"/>
         </w:rPr>
         <w:t>---</w:t>
       </w:r>
@@ -3865,7 +3529,6 @@
       <w:r>
         <w:rPr>
           <w:rFonts w:ascii="Microsoft YaHei" w:hAnsi="Microsoft YaHei" w:eastAsia="Microsoft YaHei"/>
-          <w:sz w:val="22"/>
         </w:rPr>
         <w:t>最低完成：</w:t>
       </w:r>
@@ -3878,7 +3541,6 @@
       <w:r>
         <w:rPr>
           <w:rFonts w:ascii="Microsoft YaHei" w:hAnsi="Microsoft YaHei" w:eastAsia="Microsoft YaHei"/>
-          <w:sz w:val="22"/>
         </w:rPr>
         <w:t>看完本详细笔记。</w:t>
       </w:r>
@@ -3890,7 +3552,6 @@
       <w:r>
         <w:rPr>
           <w:rFonts w:ascii="Microsoft YaHei" w:hAnsi="Microsoft YaHei" w:eastAsia="Microsoft YaHei"/>
-          <w:sz w:val="22"/>
         </w:rPr>
         <w:t>完成选择题第 1-11 题。</w:t>
       </w:r>
@@ -3902,7 +3563,6 @@
       <w:r>
         <w:rPr>
           <w:rFonts w:ascii="Microsoft YaHei" w:hAnsi="Microsoft YaHei" w:eastAsia="Microsoft YaHei"/>
-          <w:sz w:val="22"/>
         </w:rPr>
         <w:t>跑一遍 `例04-02.sav` 的 One-Way ANOVA。</w:t>
       </w:r>
@@ -3914,7 +3574,6 @@
       <w:r>
         <w:rPr>
           <w:rFonts w:ascii="Microsoft YaHei" w:hAnsi="Microsoft YaHei" w:eastAsia="Microsoft YaHei"/>
-          <w:sz w:val="22"/>
         </w:rPr>
         <w:t>保存一张 ANOVA 输出截图。</w:t>
       </w:r>
@@ -3924,7 +3583,6 @@
       <w:r>
         <w:rPr>
           <w:rFonts w:ascii="Microsoft YaHei" w:hAnsi="Microsoft YaHei" w:eastAsia="Microsoft YaHei"/>
-          <w:sz w:val="22"/>
         </w:rPr>
         <w:t>完整完成：</w:t>
       </w:r>
@@ -3937,7 +3595,6 @@
       <w:r>
         <w:rPr>
           <w:rFonts w:ascii="Microsoft YaHei" w:hAnsi="Microsoft YaHei" w:eastAsia="Microsoft YaHei"/>
-          <w:sz w:val="22"/>
         </w:rPr>
         <w:t>完成 18 道方差分析选择题。</w:t>
       </w:r>
@@ -3949,7 +3606,6 @@
       <w:r>
         <w:rPr>
           <w:rFonts w:ascii="Microsoft YaHei" w:hAnsi="Microsoft YaHei" w:eastAsia="Microsoft YaHei"/>
-          <w:sz w:val="22"/>
         </w:rPr>
         <w:t>错题按 A-E 每个选项整理原因。</w:t>
       </w:r>
@@ -3961,7 +3617,6 @@
       <w:r>
         <w:rPr>
           <w:rFonts w:ascii="Microsoft YaHei" w:hAnsi="Microsoft YaHei" w:eastAsia="Microsoft YaHei"/>
-          <w:sz w:val="22"/>
         </w:rPr>
         <w:t>保存变量视图和 ANOVA 输出截图。</w:t>
       </w:r>
@@ -3973,7 +3628,6 @@
       <w:r>
         <w:rPr>
           <w:rFonts w:ascii="Microsoft YaHei" w:hAnsi="Microsoft YaHei" w:eastAsia="Microsoft YaHei"/>
-          <w:sz w:val="22"/>
         </w:rPr>
         <w:t>能不看资料复述“十八、今天必须背到脱口而出”的 12 条。</w:t>
       </w:r>
@@ -4354,7 +4008,7 @@
     <w:rsid w:val="00FC693F"/>
     <w:rPr>
       <w:rFonts w:ascii="Microsoft YaHei" w:hAnsi="Microsoft YaHei" w:eastAsia="Microsoft YaHei"/>
-      <w:sz w:val="22"/>
+      <w:sz w:val="21"/>
     </w:rPr>
   </w:style>
   <w:style w:type="paragraph" w:styleId="Header">
